--- a/Project Report.docx
+++ b/Project Report.docx
@@ -629,7 +629,7 @@
                 <v:stroke joinstyle="miter"/>
                 <v:path gradientshapeok="t" o:connecttype="rect"/>
               </v:shapetype>
-              <v:shape id="Textbox 1" o:spid="_x0000_s1026" type="#_x0000_t202" style="position:absolute;left:0;text-align:left;margin-left:68.8pt;margin-top:90.6pt;width:474.45pt;height:82.95pt;z-index:251658240;visibility:visible;mso-wrap-style:square;mso-wrap-distance-left:0;mso-wrap-distance-top:0;mso-wrap-distance-right:0;mso-wrap-distance-bottom:0;mso-position-horizontal:absolute;mso-position-horizontal-relative:page;mso-position-vertical:absolute;mso-position-vertical-relative:text;v-text-anchor:top" o:gfxdata="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" filled="f" stroked="f">
+              <v:shape id="Textbox 1" o:spid="_x0000_s1026" type="#_x0000_t202" style="position:absolute;left:0;text-align:left;margin-left:68.8pt;margin-top:90.6pt;width:474.45pt;height:82.95pt;z-index:251658240;visibility:visible;mso-wrap-style:square;mso-wrap-distance-left:0;mso-wrap-distance-top:0;mso-wrap-distance-right:0;mso-wrap-distance-bottom:0;mso-position-horizontal:absolute;mso-position-horizontal-relative:page;mso-position-vertical:absolute;mso-position-vertical-relative:text;v-text-anchor:top" o:gfxdata="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" filled="f" stroked="f">
                 <v:textbox inset="0,0,0,0">
                   <w:txbxContent>
                     <w:tbl>
@@ -11591,23 +11591,7 @@
               <w:t xml:space="preserve"> </w:t>
             </w:r>
             <w:r>
-              <w:t xml:space="preserve">live only </w:t>
-            </w:r>
-            <w:proofErr w:type="gramStart"/>
-            <w:r>
-              <w:t>on</w:t>
-            </w:r>
-            <w:proofErr w:type="gramEnd"/>
-            <w:r>
-              <w:t xml:space="preserve"> Room or also </w:t>
-            </w:r>
-            <w:proofErr w:type="gramStart"/>
-            <w:r>
-              <w:t>on</w:t>
-            </w:r>
-            <w:proofErr w:type="gramEnd"/>
-            <w:r>
-              <w:t xml:space="preserve"> </w:t>
+              <w:t xml:space="preserve">live only on Room or also on </w:t>
             </w:r>
             <w:r>
               <w:rPr>
@@ -12921,11 +12905,9 @@
               </w:rPr>
               <w:t xml:space="preserve"> </w:t>
             </w:r>
-            <w:proofErr w:type="gramStart"/>
             <w:r>
               <w:t>it</w:t>
             </w:r>
-            <w:proofErr w:type="gramEnd"/>
             <w:r>
               <w:rPr>
                 <w:spacing w:val="-8"/>
@@ -13696,13 +13678,8 @@
         </w:rPr>
         <w:t xml:space="preserve"> </w:t>
       </w:r>
-      <w:proofErr w:type="gramStart"/>
-      <w:r>
-        <w:t>to</w:t>
-      </w:r>
-      <w:proofErr w:type="gramEnd"/>
-      <w:r>
-        <w:t xml:space="preserve"> many</w:t>
+      <w:r>
+        <w:t>to many</w:t>
       </w:r>
       <w:r>
         <w:rPr>
@@ -14535,11 +14512,9 @@
               <w:spacing w:before="72"/>
               <w:ind w:left="121"/>
             </w:pPr>
-            <w:proofErr w:type="gramStart"/>
             <w:r>
               <w:t>The</w:t>
             </w:r>
-            <w:proofErr w:type="gramEnd"/>
             <w:r>
               <w:rPr>
                 <w:spacing w:val="-2"/>
@@ -27828,9 +27803,24 @@
           <w:p>
             <w:pPr>
               <w:pStyle w:val="TableParagraph"/>
-            </w:pPr>
-            <w:r>
-              <w:t>any</w:t>
+              <w:rPr>
+                <w:lang w:val="vi-VN"/>
+              </w:rPr>
+            </w:pPr>
+            <w:r>
+              <w:t>confirmed,</w:t>
+            </w:r>
+            <w:r>
+              <w:rPr>
+                <w:spacing w:val="-4"/>
+              </w:rPr>
+              <w:t xml:space="preserve"> </w:t>
+            </w:r>
+            <w:r>
+              <w:rPr>
+                <w:spacing w:val="-2"/>
+              </w:rPr>
+              <w:t>cancelled</w:t>
             </w:r>
           </w:p>
         </w:tc>
@@ -28921,11 +28911,9 @@
               </w:rPr>
               <w:t xml:space="preserve"> </w:t>
             </w:r>
-            <w:proofErr w:type="gramStart"/>
             <w:r>
               <w:t>made</w:t>
             </w:r>
-            <w:proofErr w:type="gramEnd"/>
             <w:r>
               <w:rPr>
                 <w:spacing w:val="-6"/>
@@ -29255,11 +29243,9 @@
               </w:rPr>
               <w:t xml:space="preserve"> </w:t>
             </w:r>
-            <w:proofErr w:type="gramStart"/>
             <w:r>
               <w:t>not</w:t>
             </w:r>
-            <w:proofErr w:type="gramEnd"/>
             <w:r>
               <w:rPr>
                 <w:spacing w:val="-10"/>
@@ -29276,15 +29262,7 @@
               <w:t xml:space="preserve"> </w:t>
             </w:r>
             <w:r>
-              <w:t xml:space="preserve">or decision </w:t>
-            </w:r>
-            <w:proofErr w:type="gramStart"/>
-            <w:r>
-              <w:t>not</w:t>
-            </w:r>
-            <w:proofErr w:type="gramEnd"/>
-            <w:r>
-              <w:t xml:space="preserve"> yet made</w:t>
+              <w:t>or decision not yet made</w:t>
             </w:r>
           </w:p>
         </w:tc>
@@ -29649,15 +29627,7 @@
         <w:t xml:space="preserve"> </w:t>
       </w:r>
       <w:r>
-        <w:t xml:space="preserve">is present </w:t>
-      </w:r>
-      <w:proofErr w:type="gramStart"/>
-      <w:r>
-        <w:t>in</w:t>
-      </w:r>
-      <w:proofErr w:type="gramEnd"/>
-      <w:r>
-        <w:t xml:space="preserve"> the </w:t>
+        <w:t xml:space="preserve">is present in the </w:t>
       </w:r>
       <w:r>
         <w:rPr>
@@ -29675,15 +29645,7 @@
         <w:t xml:space="preserve"> </w:t>
       </w:r>
       <w:r>
-        <w:t xml:space="preserve">table (as the current room policy) and </w:t>
-      </w:r>
-      <w:proofErr w:type="gramStart"/>
-      <w:r>
-        <w:t>in</w:t>
-      </w:r>
-      <w:proofErr w:type="gramEnd"/>
-      <w:r>
-        <w:t xml:space="preserve"> the </w:t>
+        <w:t xml:space="preserve">table (as the current room policy) and in the </w:t>
       </w:r>
       <w:r>
         <w:rPr>
@@ -29924,13 +29886,8 @@
         </w:rPr>
         <w:t xml:space="preserve"> </w:t>
       </w:r>
-      <w:proofErr w:type="gramStart"/>
-      <w:r>
-        <w:t>actually the</w:t>
-      </w:r>
-      <w:proofErr w:type="gramEnd"/>
-      <w:r>
-        <w:t xml:space="preserve"> intended behavior: historical bookings should not be changed retroactively. Future developers should not assume both columns are the same and try to synchronize them, corrupting the audit trail.</w:t>
+      <w:r>
+        <w:t>actually the intended behavior: historical bookings should not be changed retroactively. Future developers should not assume both columns are the same and try to synchronize them, corrupting the audit trail.</w:t>
       </w:r>
     </w:p>
     <w:p>
@@ -29965,15 +29922,7 @@
         <w:t xml:space="preserve"> </w:t>
       </w:r>
       <w:r>
-        <w:t xml:space="preserve">risk is </w:t>
-      </w:r>
-      <w:proofErr w:type="gramStart"/>
-      <w:r>
-        <w:t>in</w:t>
-      </w:r>
-      <w:proofErr w:type="gramEnd"/>
-      <w:r>
-        <w:t xml:space="preserve"> the</w:t>
+        <w:t>risk is in the</w:t>
       </w:r>
       <w:r>
         <w:rPr>
@@ -30539,11 +30488,7 @@
         <w:t>id</w:t>
       </w:r>
       <w:r>
-        <w:t xml:space="preserve">: it is a snapshot of the room's approval policy taken </w:t>
-      </w:r>
-      <w:proofErr w:type="gramStart"/>
-      <w:r>
-        <w:t>at the</w:t>
+        <w:t>: it is a snapshot of the room's approval policy taken at the</w:t>
       </w:r>
       <w:r>
         <w:rPr>
@@ -30552,11 +30497,7 @@
         <w:t xml:space="preserve"> </w:t>
       </w:r>
       <w:r>
-        <w:t>moment</w:t>
-      </w:r>
-      <w:proofErr w:type="gramEnd"/>
-      <w:r>
-        <w:t xml:space="preserve"> the booking was created.</w:t>
+        <w:t>moment the booking was created.</w:t>
       </w:r>
     </w:p>
     <w:p>
@@ -31960,23 +31901,7 @@
           <w:rFonts w:ascii="Arial"/>
           <w:b/>
         </w:rPr>
-        <w:t xml:space="preserve">No structural </w:t>
-      </w:r>
-      <w:proofErr w:type="gramStart"/>
-      <w:r>
-        <w:rPr>
-          <w:rFonts w:ascii="Arial"/>
-          <w:b/>
-        </w:rPr>
-        <w:t>change to</w:t>
-      </w:r>
-      <w:proofErr w:type="gramEnd"/>
-      <w:r>
-        <w:rPr>
-          <w:rFonts w:ascii="Arial"/>
-          <w:b/>
-        </w:rPr>
-        <w:t xml:space="preserve"> </w:t>
+        <w:t xml:space="preserve">No structural change to </w:t>
       </w:r>
       <w:proofErr w:type="spellStart"/>
       <w:r>
@@ -32107,21 +32032,12 @@
         <w:t xml:space="preserve">already enforces consistency between </w:t>
       </w:r>
       <w:proofErr w:type="spellStart"/>
-      <w:proofErr w:type="gramStart"/>
       <w:r>
         <w:rPr>
           <w:rFonts w:ascii="Courier New"/>
           <w:color w:val="1154CC"/>
         </w:rPr>
-        <w:t>requires</w:t>
-      </w:r>
-      <w:proofErr w:type="gramEnd"/>
-      <w:r>
-        <w:rPr>
-          <w:rFonts w:ascii="Courier New"/>
-          <w:color w:val="1154CC"/>
-        </w:rPr>
-        <w:t>_approval</w:t>
+        <w:t>requires_approval</w:t>
       </w:r>
       <w:proofErr w:type="spellEnd"/>
       <w:r>
@@ -32245,15 +32161,7 @@
         <w:t xml:space="preserve">A note is added regarding series-occurrence consistency. </w:t>
       </w:r>
       <w:r>
-        <w:t xml:space="preserve">The </w:t>
-      </w:r>
-      <w:proofErr w:type="gramStart"/>
-      <w:r>
-        <w:t>schema</w:t>
-      </w:r>
-      <w:proofErr w:type="gramEnd"/>
-      <w:r>
-        <w:t xml:space="preserve"> does not currently</w:t>
+        <w:t>The schema does not currently</w:t>
       </w:r>
       <w:r>
         <w:rPr>
@@ -33872,15 +33780,7 @@
         <w:t xml:space="preserve"> </w:t>
       </w:r>
       <w:r>
-        <w:t xml:space="preserve">its status, approval, and cancellation fields, records what </w:t>
-      </w:r>
-      <w:proofErr w:type="gramStart"/>
-      <w:r>
-        <w:t>actually happened</w:t>
-      </w:r>
-      <w:proofErr w:type="gramEnd"/>
-      <w:r>
-        <w:t>.</w:t>
+        <w:t>its status, approval, and cancellation fields, records what actually happened.</w:t>
       </w:r>
     </w:p>
     <w:p>
@@ -34213,15 +34113,7 @@
         <w:t xml:space="preserve"> </w:t>
       </w:r>
       <w:r>
-        <w:t xml:space="preserve">unless approval </w:t>
-      </w:r>
-      <w:proofErr w:type="gramStart"/>
-      <w:r>
-        <w:t>was</w:t>
-      </w:r>
-      <w:proofErr w:type="gramEnd"/>
-      <w:r>
-        <w:t xml:space="preserve"> explicitly denied.</w:t>
+        <w:t>unless approval was explicitly denied.</w:t>
       </w:r>
     </w:p>
     <w:p>
@@ -34274,15 +34166,7 @@
         <w:t xml:space="preserve"> </w:t>
       </w:r>
       <w:r>
-        <w:t xml:space="preserve">what the case </w:t>
-      </w:r>
-      <w:proofErr w:type="gramStart"/>
-      <w:r>
-        <w:t>actually requires</w:t>
-      </w:r>
-      <w:proofErr w:type="gramEnd"/>
-      <w:r>
-        <w:t>.</w:t>
+        <w:t>what the case actually requires.</w:t>
       </w:r>
     </w:p>
     <w:p>
@@ -34408,97 +34292,89 @@
         <w:jc w:val="both"/>
       </w:pPr>
       <w:r>
-        <w:t xml:space="preserve">First, they are mutable. An organization can be renamed, a person can change their email address, and a room can be </w:t>
+        <w:t>First, they are mutable. An organization can be renamed, a person can change their email address, and a room can be renumbered when a building is renovated. A surrogate key never changes, so foreign key references across the schema remain stable regardless of what happens to the real-world data. Second, natural keys are often composite. A room is only uniquely identified by the combination of</w:t>
+      </w:r>
+      <w:r>
+        <w:rPr>
+          <w:spacing w:val="-3"/>
+        </w:rPr>
+        <w:t xml:space="preserve"> </w:t>
+      </w:r>
+      <w:r>
+        <w:t>its</w:t>
+      </w:r>
+      <w:r>
+        <w:rPr>
+          <w:spacing w:val="-3"/>
+        </w:rPr>
+        <w:t xml:space="preserve"> </w:t>
+      </w:r>
+      <w:r>
+        <w:t>building</w:t>
+      </w:r>
+      <w:r>
+        <w:rPr>
+          <w:spacing w:val="-3"/>
+        </w:rPr>
+        <w:t xml:space="preserve"> </w:t>
+      </w:r>
+      <w:r>
+        <w:t>and</w:t>
+      </w:r>
+      <w:r>
+        <w:rPr>
+          <w:spacing w:val="-3"/>
+        </w:rPr>
+        <w:t xml:space="preserve"> </w:t>
+      </w:r>
+      <w:r>
+        <w:t>its</w:t>
+      </w:r>
+      <w:r>
+        <w:rPr>
+          <w:spacing w:val="-3"/>
+        </w:rPr>
+        <w:t xml:space="preserve"> </w:t>
+      </w:r>
+      <w:r>
+        <w:t>name</w:t>
+      </w:r>
+      <w:r>
+        <w:rPr>
+          <w:spacing w:val="-3"/>
+        </w:rPr>
+        <w:t xml:space="preserve"> </w:t>
+      </w:r>
+      <w:r>
+        <w:t>or</w:t>
+      </w:r>
+      <w:r>
+        <w:rPr>
+          <w:spacing w:val="-3"/>
+        </w:rPr>
+        <w:t xml:space="preserve"> </w:t>
       </w:r>
       <w:proofErr w:type="gramStart"/>
       <w:r>
-        <w:t>renumbered</w:t>
+        <w:t>number,</w:t>
+      </w:r>
+      <w:r>
+        <w:rPr>
+          <w:spacing w:val="-3"/>
+        </w:rPr>
+        <w:t xml:space="preserve"> </w:t>
+      </w:r>
+      <w:r>
+        <w:t>and</w:t>
       </w:r>
       <w:proofErr w:type="gramEnd"/>
       <w:r>
-        <w:t xml:space="preserve"> when a building is renovated. A surrogate key never changes, so foreign key references across the schema remain stable regardless of what happens to the real-world data. Second, natural keys are often composite. A room is only uniquely identified by the combination of</w:t>
-      </w:r>
-      <w:r>
         <w:rPr>
           <w:spacing w:val="-3"/>
         </w:rPr>
         <w:t xml:space="preserve"> </w:t>
       </w:r>
       <w:r>
-        <w:t>its</w:t>
-      </w:r>
-      <w:r>
-        <w:rPr>
-          <w:spacing w:val="-3"/>
-        </w:rPr>
-        <w:t xml:space="preserve"> </w:t>
-      </w:r>
-      <w:r>
-        <w:t>building</w:t>
-      </w:r>
-      <w:r>
-        <w:rPr>
-          <w:spacing w:val="-3"/>
-        </w:rPr>
-        <w:t xml:space="preserve"> </w:t>
-      </w:r>
-      <w:r>
-        <w:t>and</w:t>
-      </w:r>
-      <w:r>
-        <w:rPr>
-          <w:spacing w:val="-3"/>
-        </w:rPr>
-        <w:t xml:space="preserve"> </w:t>
-      </w:r>
-      <w:r>
-        <w:t>its</w:t>
-      </w:r>
-      <w:r>
-        <w:rPr>
-          <w:spacing w:val="-3"/>
-        </w:rPr>
-        <w:t xml:space="preserve"> </w:t>
-      </w:r>
-      <w:r>
-        <w:t>name</w:t>
-      </w:r>
-      <w:r>
-        <w:rPr>
-          <w:spacing w:val="-3"/>
-        </w:rPr>
-        <w:t xml:space="preserve"> </w:t>
-      </w:r>
-      <w:r>
-        <w:t>or</w:t>
-      </w:r>
-      <w:r>
-        <w:rPr>
-          <w:spacing w:val="-3"/>
-        </w:rPr>
-        <w:t xml:space="preserve"> </w:t>
-      </w:r>
-      <w:proofErr w:type="gramStart"/>
-      <w:r>
-        <w:t>number,</w:t>
-      </w:r>
-      <w:r>
-        <w:rPr>
-          <w:spacing w:val="-3"/>
-        </w:rPr>
-        <w:t xml:space="preserve"> </w:t>
-      </w:r>
-      <w:r>
-        <w:t>and</w:t>
-      </w:r>
-      <w:proofErr w:type="gramEnd"/>
-      <w:r>
-        <w:rPr>
-          <w:spacing w:val="-3"/>
-        </w:rPr>
-        <w:t xml:space="preserve"> </w:t>
-      </w:r>
-      <w:r>
         <w:t>using this as a primary key would propagate a two-column key into every table that references rooms, making joins more verbose and indexes larger. Third, surrogate keys keep the schema</w:t>
       </w:r>
       <w:r>
@@ -34508,15 +34384,7 @@
         <w:t xml:space="preserve"> </w:t>
       </w:r>
       <w:r>
-        <w:t xml:space="preserve">honest about what is </w:t>
-      </w:r>
-      <w:proofErr w:type="gramStart"/>
-      <w:r>
-        <w:t>actually unique</w:t>
-      </w:r>
-      <w:proofErr w:type="gramEnd"/>
-      <w:r>
-        <w:t xml:space="preserve">: the </w:t>
+        <w:t xml:space="preserve">honest about what is actually unique: the </w:t>
       </w:r>
       <w:r>
         <w:rPr>

--- a/Project Report.docx
+++ b/Project Report.docx
@@ -1317,7 +1317,6 @@
                 <w:sz w:val="20"/>
               </w:rPr>
             </w:pPr>
-            <w:proofErr w:type="spellStart"/>
             <w:r>
               <w:rPr>
                 <w:rFonts w:ascii="Consolas"/>
@@ -1326,7 +1325,6 @@
               </w:rPr>
               <w:t>building_id</w:t>
             </w:r>
-            <w:proofErr w:type="spellEnd"/>
           </w:p>
         </w:tc>
         <w:tc>
@@ -1390,7 +1388,6 @@
                 <w:sz w:val="20"/>
               </w:rPr>
             </w:pPr>
-            <w:proofErr w:type="spellStart"/>
             <w:r>
               <w:rPr>
                 <w:rFonts w:ascii="Consolas"/>
@@ -1399,7 +1396,6 @@
               </w:rPr>
               <w:t>name_or_number</w:t>
             </w:r>
-            <w:proofErr w:type="spellEnd"/>
           </w:p>
         </w:tc>
         <w:tc>
@@ -1711,7 +1707,6 @@
                 <w:sz w:val="20"/>
               </w:rPr>
             </w:pPr>
-            <w:proofErr w:type="spellStart"/>
             <w:r>
               <w:rPr>
                 <w:rFonts w:ascii="Consolas"/>
@@ -1720,7 +1715,6 @@
               </w:rPr>
               <w:t>requires_approval</w:t>
             </w:r>
-            <w:proofErr w:type="spellEnd"/>
           </w:p>
         </w:tc>
         <w:tc>
@@ -1823,7 +1817,6 @@
       </w:pPr>
       <w:bookmarkStart w:id="2" w:name="EquipmentType"/>
       <w:bookmarkEnd w:id="2"/>
-      <w:proofErr w:type="spellStart"/>
       <w:r>
         <w:rPr>
           <w:color w:val="2D5395"/>
@@ -1831,7 +1824,6 @@
         </w:rPr>
         <w:t>EquipmentType</w:t>
       </w:r>
-      <w:proofErr w:type="spellEnd"/>
     </w:p>
     <w:p>
       <w:pPr>
@@ -2126,14 +2118,12 @@
       </w:pPr>
       <w:bookmarkStart w:id="3" w:name="RoomEquipment_(linking_table)"/>
       <w:bookmarkEnd w:id="3"/>
-      <w:proofErr w:type="spellStart"/>
       <w:r>
         <w:rPr>
           <w:color w:val="2D5395"/>
         </w:rPr>
         <w:t>RoomEquipment</w:t>
       </w:r>
-      <w:proofErr w:type="spellEnd"/>
       <w:r>
         <w:rPr>
           <w:color w:val="2D5395"/>
@@ -2293,7 +2283,6 @@
                 <w:sz w:val="20"/>
               </w:rPr>
             </w:pPr>
-            <w:proofErr w:type="spellStart"/>
             <w:r>
               <w:rPr>
                 <w:rFonts w:ascii="Consolas"/>
@@ -2302,7 +2291,6 @@
               </w:rPr>
               <w:t>room_id</w:t>
             </w:r>
-            <w:proofErr w:type="spellEnd"/>
           </w:p>
         </w:tc>
         <w:tc>
@@ -2368,7 +2356,6 @@
                 <w:sz w:val="20"/>
               </w:rPr>
             </w:pPr>
-            <w:proofErr w:type="spellStart"/>
             <w:r>
               <w:rPr>
                 <w:rFonts w:ascii="Consolas"/>
@@ -2377,7 +2364,6 @@
               </w:rPr>
               <w:t>equipment_id</w:t>
             </w:r>
-            <w:proofErr w:type="spellEnd"/>
           </w:p>
         </w:tc>
         <w:tc>
@@ -2415,14 +2401,12 @@
               </w:rPr>
               <w:t xml:space="preserve"> </w:t>
             </w:r>
-            <w:proofErr w:type="spellStart"/>
             <w:r>
               <w:rPr>
                 <w:spacing w:val="-2"/>
               </w:rPr>
               <w:t>EquipmentType</w:t>
             </w:r>
-            <w:proofErr w:type="spellEnd"/>
           </w:p>
         </w:tc>
       </w:tr>
@@ -2484,13 +2468,8 @@
               <w:ind w:left="121"/>
             </w:pPr>
             <w:r>
-              <w:t xml:space="preserve">Number of </w:t>
-            </w:r>
-            <w:proofErr w:type="spellStart"/>
-            <w:r>
-              <w:t>equipments</w:t>
-            </w:r>
-            <w:proofErr w:type="spellEnd"/>
+              <w:t>Number of equipments</w:t>
+            </w:r>
           </w:p>
         </w:tc>
       </w:tr>
@@ -3172,14 +3151,12 @@
       </w:pPr>
       <w:bookmarkStart w:id="4" w:name="BookingSeries_(the_planning_intent_for_r"/>
       <w:bookmarkEnd w:id="4"/>
-      <w:proofErr w:type="spellStart"/>
       <w:r>
         <w:rPr>
           <w:color w:val="2D5395"/>
         </w:rPr>
         <w:t>BookingSeries</w:t>
       </w:r>
-      <w:proofErr w:type="spellEnd"/>
       <w:r>
         <w:rPr>
           <w:color w:val="2D5395"/>
@@ -3456,7 +3433,6 @@
                 <w:sz w:val="20"/>
               </w:rPr>
             </w:pPr>
-            <w:proofErr w:type="spellStart"/>
             <w:r>
               <w:rPr>
                 <w:rFonts w:ascii="Consolas"/>
@@ -3465,7 +3441,6 @@
               </w:rPr>
               <w:t>room_id</w:t>
             </w:r>
-            <w:proofErr w:type="spellEnd"/>
           </w:p>
         </w:tc>
         <w:tc>
@@ -3531,7 +3506,6 @@
                 <w:sz w:val="20"/>
               </w:rPr>
             </w:pPr>
-            <w:proofErr w:type="spellStart"/>
             <w:r>
               <w:rPr>
                 <w:rFonts w:ascii="Consolas"/>
@@ -3540,7 +3514,6 @@
               </w:rPr>
               <w:t>organization_id</w:t>
             </w:r>
-            <w:proofErr w:type="spellEnd"/>
           </w:p>
         </w:tc>
         <w:tc>
@@ -3698,7 +3671,6 @@
                 <w:sz w:val="20"/>
               </w:rPr>
             </w:pPr>
-            <w:proofErr w:type="spellStart"/>
             <w:r>
               <w:rPr>
                 <w:rFonts w:ascii="Consolas"/>
@@ -3707,7 +3679,6 @@
               </w:rPr>
               <w:t>created_by</w:t>
             </w:r>
-            <w:proofErr w:type="spellEnd"/>
           </w:p>
         </w:tc>
         <w:tc>
@@ -3773,7 +3744,6 @@
                 <w:sz w:val="20"/>
               </w:rPr>
             </w:pPr>
-            <w:proofErr w:type="spellStart"/>
             <w:r>
               <w:rPr>
                 <w:rFonts w:ascii="Consolas"/>
@@ -3782,7 +3752,6 @@
               </w:rPr>
               <w:t>recurrence_rule</w:t>
             </w:r>
-            <w:proofErr w:type="spellEnd"/>
           </w:p>
         </w:tc>
         <w:tc>
@@ -3860,7 +3829,6 @@
                 <w:sz w:val="20"/>
               </w:rPr>
             </w:pPr>
-            <w:proofErr w:type="spellStart"/>
             <w:r>
               <w:rPr>
                 <w:rFonts w:ascii="Consolas"/>
@@ -3869,7 +3837,6 @@
               </w:rPr>
               <w:t>series_start_date</w:t>
             </w:r>
-            <w:proofErr w:type="spellEnd"/>
           </w:p>
         </w:tc>
         <w:tc>
@@ -3945,7 +3912,6 @@
                 <w:sz w:val="20"/>
               </w:rPr>
             </w:pPr>
-            <w:proofErr w:type="spellStart"/>
             <w:r>
               <w:rPr>
                 <w:rFonts w:ascii="Consolas"/>
@@ -3954,7 +3920,6 @@
               </w:rPr>
               <w:t>series_end_date</w:t>
             </w:r>
-            <w:proofErr w:type="spellEnd"/>
           </w:p>
         </w:tc>
         <w:tc>
@@ -4032,7 +3997,6 @@
                 <w:sz w:val="20"/>
               </w:rPr>
             </w:pPr>
-            <w:proofErr w:type="spellStart"/>
             <w:r>
               <w:rPr>
                 <w:rFonts w:ascii="Consolas"/>
@@ -4041,7 +4005,6 @@
               </w:rPr>
               <w:t>day_of_week</w:t>
             </w:r>
-            <w:proofErr w:type="spellEnd"/>
           </w:p>
         </w:tc>
         <w:tc>
@@ -4104,7 +4067,6 @@
                 <w:sz w:val="20"/>
               </w:rPr>
             </w:pPr>
-            <w:proofErr w:type="spellStart"/>
             <w:r>
               <w:rPr>
                 <w:rFonts w:ascii="Consolas"/>
@@ -4113,7 +4075,6 @@
               </w:rPr>
               <w:t>start_time</w:t>
             </w:r>
-            <w:proofErr w:type="spellEnd"/>
           </w:p>
         </w:tc>
         <w:tc>
@@ -4216,7 +4177,6 @@
                 <w:sz w:val="20"/>
               </w:rPr>
             </w:pPr>
-            <w:proofErr w:type="spellStart"/>
             <w:r>
               <w:rPr>
                 <w:rFonts w:ascii="Consolas"/>
@@ -4225,7 +4185,6 @@
               </w:rPr>
               <w:t>end_time</w:t>
             </w:r>
-            <w:proofErr w:type="spellEnd"/>
           </w:p>
         </w:tc>
         <w:tc>
@@ -4499,7 +4458,6 @@
         </w:rPr>
         <w:t xml:space="preserve">occurrences." </w:t>
       </w:r>
-      <w:proofErr w:type="spellStart"/>
       <w:r>
         <w:rPr>
           <w:rFonts w:ascii="Consolas"/>
@@ -4507,7 +4465,6 @@
         </w:rPr>
         <w:t>BookingSeries</w:t>
       </w:r>
-      <w:proofErr w:type="spellEnd"/>
       <w:r>
         <w:rPr>
           <w:rFonts w:ascii="Consolas"/>
@@ -4537,7 +4494,6 @@
       <w:r>
         <w:t>Without it, there is no single fact in the database representing "the organization has booked Wednesday evenings." The pattern fields (</w:t>
       </w:r>
-      <w:proofErr w:type="spellStart"/>
       <w:r>
         <w:rPr>
           <w:rFonts w:ascii="Consolas"/>
@@ -4545,11 +4501,9 @@
         </w:rPr>
         <w:t>recurrence_rule</w:t>
       </w:r>
-      <w:proofErr w:type="spellEnd"/>
       <w:r>
         <w:t xml:space="preserve">, </w:t>
       </w:r>
-      <w:proofErr w:type="spellStart"/>
       <w:r>
         <w:rPr>
           <w:rFonts w:ascii="Consolas"/>
@@ -4557,11 +4511,9 @@
         </w:rPr>
         <w:t>day_of_week</w:t>
       </w:r>
-      <w:proofErr w:type="spellEnd"/>
       <w:r>
         <w:t xml:space="preserve">, </w:t>
       </w:r>
-      <w:proofErr w:type="spellStart"/>
       <w:r>
         <w:rPr>
           <w:rFonts w:ascii="Consolas"/>
@@ -4569,11 +4521,9 @@
         </w:rPr>
         <w:t>start_time</w:t>
       </w:r>
-      <w:proofErr w:type="spellEnd"/>
       <w:r>
         <w:t xml:space="preserve">, </w:t>
       </w:r>
-      <w:proofErr w:type="spellStart"/>
       <w:r>
         <w:rPr>
           <w:rFonts w:ascii="Consolas"/>
@@ -4581,7 +4531,6 @@
         </w:rPr>
         <w:t>end_time</w:t>
       </w:r>
-      <w:proofErr w:type="spellEnd"/>
       <w:r>
         <w:t>) belong here because they describe the original intent, not any individual occurrence.</w:t>
       </w:r>
@@ -4927,7 +4876,6 @@
                 <w:sz w:val="20"/>
               </w:rPr>
             </w:pPr>
-            <w:proofErr w:type="spellStart"/>
             <w:r>
               <w:rPr>
                 <w:rFonts w:ascii="Consolas"/>
@@ -4936,7 +4884,6 @@
               </w:rPr>
               <w:t>room_id</w:t>
             </w:r>
-            <w:proofErr w:type="spellEnd"/>
           </w:p>
         </w:tc>
         <w:tc>
@@ -5117,7 +5064,6 @@
                 <w:sz w:val="20"/>
               </w:rPr>
             </w:pPr>
-            <w:proofErr w:type="spellStart"/>
             <w:r>
               <w:rPr>
                 <w:rFonts w:ascii="Consolas"/>
@@ -5126,7 +5072,6 @@
               </w:rPr>
               <w:t>organization_id</w:t>
             </w:r>
-            <w:proofErr w:type="spellEnd"/>
           </w:p>
         </w:tc>
         <w:tc>
@@ -5293,7 +5238,6 @@
                 <w:sz w:val="20"/>
               </w:rPr>
             </w:pPr>
-            <w:proofErr w:type="spellStart"/>
             <w:r>
               <w:rPr>
                 <w:rFonts w:ascii="Consolas"/>
@@ -5302,7 +5246,6 @@
               </w:rPr>
               <w:t>created_by</w:t>
             </w:r>
-            <w:proofErr w:type="spellEnd"/>
           </w:p>
         </w:tc>
         <w:tc>
@@ -5368,7 +5311,6 @@
                 <w:sz w:val="20"/>
               </w:rPr>
             </w:pPr>
-            <w:proofErr w:type="spellStart"/>
             <w:r>
               <w:rPr>
                 <w:rFonts w:ascii="Consolas"/>
@@ -5377,7 +5319,6 @@
               </w:rPr>
               <w:t>start_datetime</w:t>
             </w:r>
-            <w:proofErr w:type="spellEnd"/>
           </w:p>
         </w:tc>
         <w:tc>
@@ -5471,7 +5412,6 @@
                 <w:sz w:val="20"/>
               </w:rPr>
             </w:pPr>
-            <w:proofErr w:type="spellStart"/>
             <w:r>
               <w:rPr>
                 <w:rFonts w:ascii="Consolas"/>
@@ -5480,7 +5420,6 @@
               </w:rPr>
               <w:t>end_datetime</w:t>
             </w:r>
-            <w:proofErr w:type="spellEnd"/>
           </w:p>
         </w:tc>
         <w:tc>
@@ -5629,7 +5568,6 @@
                 <w:sz w:val="20"/>
               </w:rPr>
             </w:pPr>
-            <w:proofErr w:type="spellStart"/>
             <w:r>
               <w:rPr>
                 <w:rFonts w:ascii="Consolas"/>
@@ -5638,7 +5576,6 @@
               </w:rPr>
               <w:t>series_id</w:t>
             </w:r>
-            <w:proofErr w:type="spellEnd"/>
           </w:p>
         </w:tc>
         <w:tc>
@@ -5679,13 +5616,8 @@
               </w:rPr>
               <w:t xml:space="preserve"> </w:t>
             </w:r>
-            <w:proofErr w:type="spellStart"/>
-            <w:r>
-              <w:t>BookingSeries</w:t>
-            </w:r>
-            <w:proofErr w:type="spellEnd"/>
-            <w:r>
-              <w:t>;</w:t>
+            <w:r>
+              <w:t>BookingSeries;</w:t>
             </w:r>
             <w:r>
               <w:rPr>
@@ -5746,7 +5678,6 @@
                 <w:sz w:val="20"/>
               </w:rPr>
             </w:pPr>
-            <w:proofErr w:type="spellStart"/>
             <w:r>
               <w:rPr>
                 <w:rFonts w:ascii="Consolas"/>
@@ -5755,7 +5686,6 @@
               </w:rPr>
               <w:t>created_at</w:t>
             </w:r>
-            <w:proofErr w:type="spellEnd"/>
           </w:p>
         </w:tc>
         <w:tc>
@@ -5857,7 +5787,6 @@
                 <w:sz w:val="20"/>
               </w:rPr>
             </w:pPr>
-            <w:proofErr w:type="spellStart"/>
             <w:r>
               <w:rPr>
                 <w:rFonts w:ascii="Consolas"/>
@@ -5866,7 +5795,6 @@
               </w:rPr>
               <w:t>cancelled_at</w:t>
             </w:r>
-            <w:proofErr w:type="spellEnd"/>
           </w:p>
         </w:tc>
         <w:tc>
@@ -5971,7 +5899,6 @@
                 <w:sz w:val="20"/>
               </w:rPr>
             </w:pPr>
-            <w:proofErr w:type="spellStart"/>
             <w:r>
               <w:rPr>
                 <w:rFonts w:ascii="Consolas"/>
@@ -5980,7 +5907,6 @@
               </w:rPr>
               <w:t>cancellation_reason</w:t>
             </w:r>
-            <w:proofErr w:type="spellEnd"/>
           </w:p>
         </w:tc>
         <w:tc>
@@ -6071,7 +5997,6 @@
                 <w:sz w:val="20"/>
               </w:rPr>
             </w:pPr>
-            <w:proofErr w:type="spellStart"/>
             <w:r>
               <w:rPr>
                 <w:rFonts w:ascii="Consolas"/>
@@ -6080,7 +6005,6 @@
               </w:rPr>
               <w:t>requires_approval</w:t>
             </w:r>
-            <w:proofErr w:type="spellEnd"/>
           </w:p>
         </w:tc>
         <w:tc>
@@ -6132,7 +6056,6 @@
               </w:rPr>
               <w:t xml:space="preserve"> </w:t>
             </w:r>
-            <w:proofErr w:type="spellStart"/>
             <w:r>
               <w:rPr>
                 <w:rFonts w:ascii="Consolas"/>
@@ -6140,7 +6063,6 @@
               </w:rPr>
               <w:t>Room.requires_approval</w:t>
             </w:r>
-            <w:proofErr w:type="spellEnd"/>
             <w:r>
               <w:rPr>
                 <w:rFonts w:ascii="Consolas"/>
@@ -6172,7 +6094,6 @@
                 <w:sz w:val="20"/>
               </w:rPr>
             </w:pPr>
-            <w:proofErr w:type="spellStart"/>
             <w:r>
               <w:rPr>
                 <w:rFonts w:ascii="Consolas"/>
@@ -6181,7 +6102,6 @@
               </w:rPr>
               <w:t>approval_granted</w:t>
             </w:r>
-            <w:proofErr w:type="spellEnd"/>
           </w:p>
         </w:tc>
         <w:tc>
@@ -6294,7 +6214,6 @@
         </w:rPr>
         <w:t xml:space="preserve">Why </w:t>
       </w:r>
-      <w:proofErr w:type="spellStart"/>
       <w:r>
         <w:rPr>
           <w:rFonts w:ascii="Consolas"/>
@@ -6302,7 +6221,6 @@
         </w:rPr>
         <w:t>requires_approval</w:t>
       </w:r>
-      <w:proofErr w:type="spellEnd"/>
       <w:r>
         <w:rPr>
           <w:rFonts w:ascii="Consolas"/>
@@ -6318,70 +6236,59 @@
         </w:rPr>
         <w:t xml:space="preserve">appears on both Room and Booking: </w:t>
       </w:r>
-      <w:proofErr w:type="spellStart"/>
       <w:r>
         <w:rPr>
           <w:rFonts w:ascii="Consolas"/>
           <w:sz w:val="20"/>
         </w:rPr>
-        <w:t>Room.requires_approval</w:t>
-      </w:r>
-      <w:proofErr w:type="spellEnd"/>
+        <w:t xml:space="preserve">Room.requires_approval </w:t>
+      </w:r>
+      <w:r>
+        <w:t>reflects</w:t>
+      </w:r>
+      <w:r>
+        <w:rPr>
+          <w:spacing w:val="-11"/>
+        </w:rPr>
+        <w:t xml:space="preserve"> </w:t>
+      </w:r>
+      <w:r>
+        <w:t>the</w:t>
+      </w:r>
+      <w:r>
+        <w:rPr>
+          <w:spacing w:val="-2"/>
+        </w:rPr>
+        <w:t xml:space="preserve"> </w:t>
+      </w:r>
+      <w:r>
+        <w:t>room's</w:t>
+      </w:r>
+      <w:r>
+        <w:rPr>
+          <w:spacing w:val="-3"/>
+        </w:rPr>
+        <w:t xml:space="preserve"> </w:t>
+      </w:r>
+      <w:r>
+        <w:t>current</w:t>
+      </w:r>
+      <w:r>
+        <w:rPr>
+          <w:spacing w:val="-2"/>
+        </w:rPr>
+        <w:t xml:space="preserve"> </w:t>
+      </w:r>
+      <w:r>
+        <w:t xml:space="preserve">policy. </w:t>
+      </w:r>
       <w:r>
         <w:rPr>
           <w:rFonts w:ascii="Consolas"/>
           <w:sz w:val="20"/>
         </w:rPr>
-        <w:t xml:space="preserve"> </w:t>
-      </w:r>
-      <w:r>
-        <w:t>reflects</w:t>
-      </w:r>
-      <w:r>
-        <w:rPr>
-          <w:spacing w:val="-11"/>
-        </w:rPr>
-        <w:t xml:space="preserve"> </w:t>
-      </w:r>
-      <w:r>
-        <w:t>the</w:t>
-      </w:r>
-      <w:r>
-        <w:rPr>
-          <w:spacing w:val="-2"/>
-        </w:rPr>
-        <w:t xml:space="preserve"> </w:t>
-      </w:r>
-      <w:r>
-        <w:t>room's</w:t>
-      </w:r>
-      <w:r>
-        <w:rPr>
-          <w:spacing w:val="-3"/>
-        </w:rPr>
-        <w:t xml:space="preserve"> </w:t>
-      </w:r>
-      <w:r>
-        <w:t>current</w:t>
-      </w:r>
-      <w:r>
-        <w:rPr>
-          <w:spacing w:val="-2"/>
-        </w:rPr>
-        <w:t xml:space="preserve"> </w:t>
-      </w:r>
-      <w:r>
-        <w:t xml:space="preserve">policy. </w:t>
-      </w:r>
-      <w:proofErr w:type="spellStart"/>
-      <w:r>
-        <w:rPr>
-          <w:rFonts w:ascii="Consolas"/>
-          <w:sz w:val="20"/>
-        </w:rPr>
         <w:t>Booking.requires_approval</w:t>
       </w:r>
-      <w:proofErr w:type="spellEnd"/>
       <w:r>
         <w:rPr>
           <w:rFonts w:ascii="Consolas"/>
@@ -7130,14 +7037,12 @@
               <w:spacing w:before="206"/>
               <w:ind w:left="123"/>
             </w:pPr>
-            <w:proofErr w:type="spellStart"/>
             <w:r>
               <w:rPr>
                 <w:spacing w:val="-2"/>
               </w:rPr>
               <w:t>EquipmentType</w:t>
             </w:r>
-            <w:proofErr w:type="spellEnd"/>
           </w:p>
         </w:tc>
         <w:tc>
@@ -7192,7 +7097,6 @@
               </w:rPr>
               <w:t xml:space="preserve"> </w:t>
             </w:r>
-            <w:proofErr w:type="spellStart"/>
             <w:r>
               <w:rPr>
                 <w:rFonts w:ascii="Consolas"/>
@@ -7201,7 +7105,6 @@
               </w:rPr>
               <w:t>RoomEquipment</w:t>
             </w:r>
-            <w:proofErr w:type="spellEnd"/>
           </w:p>
           <w:p>
             <w:pPr>
@@ -7402,14 +7305,12 @@
               <w:spacing w:before="201"/>
               <w:ind w:left="123"/>
             </w:pPr>
-            <w:proofErr w:type="spellStart"/>
             <w:r>
               <w:rPr>
                 <w:spacing w:val="-2"/>
               </w:rPr>
               <w:t>BookingSeries</w:t>
             </w:r>
-            <w:proofErr w:type="spellEnd"/>
           </w:p>
         </w:tc>
         <w:tc>
@@ -7842,14 +7743,12 @@
               <w:spacing w:before="0"/>
               <w:ind w:left="123"/>
             </w:pPr>
-            <w:proofErr w:type="spellStart"/>
             <w:r>
               <w:rPr>
                 <w:spacing w:val="-2"/>
               </w:rPr>
               <w:t>BookingSeries</w:t>
             </w:r>
-            <w:proofErr w:type="spellEnd"/>
           </w:p>
         </w:tc>
         <w:tc>
@@ -8158,14 +8057,12 @@
               <w:spacing w:before="206"/>
               <w:ind w:left="123"/>
             </w:pPr>
-            <w:proofErr w:type="spellStart"/>
             <w:r>
               <w:rPr>
                 <w:spacing w:val="-2"/>
               </w:rPr>
               <w:t>BookingSeries</w:t>
             </w:r>
-            <w:proofErr w:type="spellEnd"/>
           </w:p>
         </w:tc>
         <w:tc>
@@ -8260,14 +8157,12 @@
               <w:pStyle w:val="TableParagraph"/>
               <w:spacing w:before="201"/>
             </w:pPr>
-            <w:proofErr w:type="spellStart"/>
             <w:r>
               <w:rPr>
                 <w:spacing w:val="-2"/>
               </w:rPr>
               <w:t>BookingSeries</w:t>
             </w:r>
-            <w:proofErr w:type="spellEnd"/>
           </w:p>
         </w:tc>
         <w:tc>
@@ -8368,7 +8263,6 @@
               </w:rPr>
               <w:t xml:space="preserve"> </w:t>
             </w:r>
-            <w:proofErr w:type="spellStart"/>
             <w:r>
               <w:rPr>
                 <w:rFonts w:ascii="Consolas"/>
@@ -8376,7 +8270,6 @@
               </w:rPr>
               <w:t>series_id</w:t>
             </w:r>
-            <w:proofErr w:type="spellEnd"/>
             <w:r>
               <w:rPr>
                 <w:rFonts w:ascii="Consolas"/>
@@ -8789,15 +8682,7 @@
         <w:t xml:space="preserve"> </w:t>
       </w:r>
       <w:r>
-        <w:t xml:space="preserve">A standalone booking simply has </w:t>
-      </w:r>
-      <w:proofErr w:type="spellStart"/>
-      <w:r>
-        <w:t>series_id</w:t>
-      </w:r>
-      <w:proofErr w:type="spellEnd"/>
-      <w:r>
-        <w:t xml:space="preserve"> = NULL.</w:t>
+        <w:t>A standalone booking simply has series_id = NULL.</w:t>
       </w:r>
     </w:p>
     <w:p>
@@ -8813,7 +8698,6 @@
         <w:spacing w:before="89" w:line="247" w:lineRule="auto"/>
         <w:ind w:right="1608"/>
       </w:pPr>
-      <w:proofErr w:type="spellStart"/>
       <w:r>
         <w:rPr>
           <w:rFonts w:ascii="Consolas"/>
@@ -8821,7 +8705,6 @@
         </w:rPr>
         <w:t>requires_approval</w:t>
       </w:r>
-      <w:proofErr w:type="spellEnd"/>
       <w:r>
         <w:rPr>
           <w:rFonts w:ascii="Consolas"/>
@@ -8953,7 +8836,6 @@
         <w:spacing w:before="85" w:line="242" w:lineRule="auto"/>
         <w:ind w:right="898"/>
       </w:pPr>
-      <w:proofErr w:type="spellStart"/>
       <w:r>
         <w:rPr>
           <w:rFonts w:ascii="Consolas"/>
@@ -8961,7 +8843,6 @@
         </w:rPr>
         <w:t>approval_granted</w:t>
       </w:r>
-      <w:proofErr w:type="spellEnd"/>
       <w:r>
         <w:rPr>
           <w:rFonts w:ascii="Consolas"/>
@@ -9107,15 +8988,7 @@
         <w:t xml:space="preserve"> </w:t>
       </w:r>
       <w:r>
-        <w:t xml:space="preserve">a nullable </w:t>
-      </w:r>
-      <w:proofErr w:type="spellStart"/>
-      <w:r>
-        <w:t>boolean</w:t>
-      </w:r>
-      <w:proofErr w:type="spellEnd"/>
-      <w:r>
-        <w:t>. No separate approval table, no approver identity, no workflow stages - the case only asks whether approval was required and whether it was granted.</w:t>
+        <w:t>a nullable boolean. No separate approval table, no approver identity, no workflow stages - the case only asks whether approval was required and whether it was granted.</w:t>
       </w:r>
     </w:p>
     <w:p>
@@ -9305,7 +9178,6 @@
         <w:spacing w:before="84" w:line="242" w:lineRule="auto"/>
         <w:ind w:right="884"/>
       </w:pPr>
-      <w:proofErr w:type="spellStart"/>
       <w:r>
         <w:rPr>
           <w:rFonts w:ascii="Consolas"/>
@@ -9313,7 +9185,6 @@
         </w:rPr>
         <w:t>organization_id</w:t>
       </w:r>
-      <w:proofErr w:type="spellEnd"/>
       <w:r>
         <w:rPr>
           <w:rFonts w:ascii="Consolas"/>
@@ -9351,7 +9222,6 @@
         </w:rPr>
         <w:t xml:space="preserve">and </w:t>
       </w:r>
-      <w:proofErr w:type="spellStart"/>
       <w:r>
         <w:rPr>
           <w:rFonts w:ascii="Consolas"/>
@@ -9359,7 +9229,6 @@
         </w:rPr>
         <w:t>BookingSeries</w:t>
       </w:r>
-      <w:proofErr w:type="spellEnd"/>
       <w:r>
         <w:rPr>
           <w:rFonts w:ascii="Arial"/>
@@ -10012,7 +9881,6 @@
         <w:spacing w:before="85" w:line="247" w:lineRule="auto"/>
         <w:ind w:right="1083"/>
       </w:pPr>
-      <w:proofErr w:type="spellStart"/>
       <w:r>
         <w:rPr>
           <w:rFonts w:ascii="Consolas"/>
@@ -10020,7 +9888,6 @@
         </w:rPr>
         <w:t>created_at</w:t>
       </w:r>
-      <w:proofErr w:type="spellEnd"/>
       <w:r>
         <w:rPr>
           <w:rFonts w:ascii="Consolas"/>
@@ -10547,7 +10414,6 @@
               </w:rPr>
               <w:t xml:space="preserve"> </w:t>
             </w:r>
-            <w:proofErr w:type="spellStart"/>
             <w:r>
               <w:rPr>
                 <w:rFonts w:ascii="Consolas"/>
@@ -10555,7 +10421,6 @@
               </w:rPr>
               <w:t>BookingSeries</w:t>
             </w:r>
-            <w:proofErr w:type="spellEnd"/>
             <w:r>
               <w:rPr>
                 <w:rFonts w:ascii="Consolas"/>
@@ -11005,7 +10870,6 @@
               </w:rPr>
               <w:t xml:space="preserve"> </w:t>
             </w:r>
-            <w:proofErr w:type="spellStart"/>
             <w:r>
               <w:rPr>
                 <w:rFonts w:ascii="Consolas"/>
@@ -11013,7 +10877,6 @@
               </w:rPr>
               <w:t>requires_approval</w:t>
             </w:r>
-            <w:proofErr w:type="spellEnd"/>
             <w:r>
               <w:rPr>
                 <w:rFonts w:ascii="Consolas"/>
@@ -11031,13 +10894,8 @@
               </w:rPr>
               <w:t xml:space="preserve"> </w:t>
             </w:r>
-            <w:proofErr w:type="spellStart"/>
-            <w:r>
-              <w:t>boolean</w:t>
-            </w:r>
-            <w:proofErr w:type="spellEnd"/>
-            <w:r>
-              <w:t>)</w:t>
+            <w:r>
+              <w:t>boolean)</w:t>
             </w:r>
             <w:r>
               <w:rPr>
@@ -11048,7 +10906,6 @@
             <w:r>
               <w:t xml:space="preserve">and </w:t>
             </w:r>
-            <w:proofErr w:type="spellStart"/>
             <w:r>
               <w:rPr>
                 <w:rFonts w:ascii="Consolas"/>
@@ -11056,7 +10913,6 @@
               </w:rPr>
               <w:t>approval_granted</w:t>
             </w:r>
-            <w:proofErr w:type="spellEnd"/>
             <w:r>
               <w:rPr>
                 <w:rFonts w:ascii="Consolas"/>
@@ -11074,13 +10930,8 @@
               </w:rPr>
               <w:t xml:space="preserve"> </w:t>
             </w:r>
-            <w:proofErr w:type="spellStart"/>
-            <w:r>
-              <w:t>boolean</w:t>
-            </w:r>
-            <w:proofErr w:type="spellEnd"/>
-            <w:r>
-              <w:t>).</w:t>
+            <w:r>
+              <w:t>boolean).</w:t>
             </w:r>
             <w:r>
               <w:rPr>
@@ -11294,7 +11145,6 @@
             <w:r>
               <w:t xml:space="preserve">We store a </w:t>
             </w:r>
-            <w:proofErr w:type="spellStart"/>
             <w:r>
               <w:rPr>
                 <w:rFonts w:ascii="Consolas"/>
@@ -11302,7 +11152,6 @@
               </w:rPr>
               <w:t>recurrence_rule</w:t>
             </w:r>
-            <w:proofErr w:type="spellEnd"/>
             <w:r>
               <w:rPr>
                 <w:rFonts w:ascii="Consolas"/>
@@ -11573,7 +11422,6 @@
               </w:rPr>
               <w:t xml:space="preserve"> </w:t>
             </w:r>
-            <w:proofErr w:type="spellStart"/>
             <w:r>
               <w:rPr>
                 <w:rFonts w:ascii="Consolas"/>
@@ -11581,7 +11429,6 @@
               </w:rPr>
               <w:t>requires_approval</w:t>
             </w:r>
-            <w:proofErr w:type="spellEnd"/>
             <w:r>
               <w:rPr>
                 <w:rFonts w:ascii="Consolas"/>
@@ -11614,7 +11461,6 @@
             <w:r>
               <w:t xml:space="preserve">Both - </w:t>
             </w:r>
-            <w:proofErr w:type="spellStart"/>
             <w:r>
               <w:rPr>
                 <w:rFonts w:ascii="Consolas"/>
@@ -11622,7 +11468,6 @@
               </w:rPr>
               <w:t>Room.requires_approval</w:t>
             </w:r>
-            <w:proofErr w:type="spellEnd"/>
             <w:r>
               <w:rPr>
                 <w:rFonts w:ascii="Consolas"/>
@@ -11634,7 +11479,6 @@
             <w:r>
               <w:t xml:space="preserve">is the current policy; </w:t>
             </w:r>
-            <w:proofErr w:type="spellStart"/>
             <w:r>
               <w:rPr>
                 <w:rFonts w:ascii="Consolas"/>
@@ -11642,7 +11486,6 @@
               </w:rPr>
               <w:t>Booking.requires_approval</w:t>
             </w:r>
-            <w:proofErr w:type="spellEnd"/>
             <w:r>
               <w:rPr>
                 <w:rFonts w:ascii="Consolas"/>
@@ -11776,15 +11619,9 @@
               <w:pStyle w:val="TableParagraph"/>
               <w:ind w:right="146"/>
             </w:pPr>
-            <w:proofErr w:type="gramStart"/>
-            <w:r>
-              <w:t>Yes</w:t>
-            </w:r>
-            <w:proofErr w:type="gramEnd"/>
-            <w:r>
-              <w:t xml:space="preserve"> for both standalone bookings and recurring series - </w:t>
-            </w:r>
-            <w:proofErr w:type="spellStart"/>
+            <w:r>
+              <w:t xml:space="preserve">Yes for both standalone bookings and recurring series - </w:t>
+            </w:r>
             <w:r>
               <w:rPr>
                 <w:rFonts w:ascii="Consolas"/>
@@ -11792,7 +11629,6 @@
               </w:rPr>
               <w:t>organization_id</w:t>
             </w:r>
-            <w:proofErr w:type="spellEnd"/>
             <w:r>
               <w:rPr>
                 <w:rFonts w:ascii="Consolas"/>
@@ -11822,7 +11658,6 @@
             <w:r>
               <w:t xml:space="preserve">and </w:t>
             </w:r>
-            <w:proofErr w:type="spellStart"/>
             <w:r>
               <w:rPr>
                 <w:rFonts w:ascii="Consolas"/>
@@ -11830,7 +11665,6 @@
               </w:rPr>
               <w:t>BookingSeries</w:t>
             </w:r>
-            <w:proofErr w:type="spellEnd"/>
             <w:r>
               <w:t>.</w:t>
             </w:r>
@@ -13516,15 +13350,7 @@
           <w:rFonts w:ascii="Consolas" w:hAnsi="Consolas"/>
           <w:sz w:val="20"/>
         </w:rPr>
-        <w:t>|</w:t>
-      </w:r>
-      <w:proofErr w:type="gramStart"/>
-      <w:r>
-        <w:rPr>
-          <w:rFonts w:ascii="Consolas" w:hAnsi="Consolas"/>
-          <w:sz w:val="20"/>
-        </w:rPr>
-        <w:t>|</w:t>
+        <w:t>||</w:t>
       </w:r>
       <w:r>
         <w:rPr>
@@ -13537,7 +13363,6 @@
       <w:r>
         <w:t>:</w:t>
       </w:r>
-      <w:proofErr w:type="gramEnd"/>
       <w:r>
         <w:rPr>
           <w:spacing w:val="-5"/>
@@ -13573,7 +13398,6 @@
         <w:spacing w:before="3"/>
         <w:ind w:hanging="283"/>
       </w:pPr>
-      <w:proofErr w:type="gramStart"/>
       <w:r>
         <w:rPr>
           <w:rFonts w:ascii="Consolas" w:hAnsi="Consolas"/>
@@ -13592,7 +13416,6 @@
       <w:r>
         <w:t>:</w:t>
       </w:r>
-      <w:proofErr w:type="gramEnd"/>
       <w:r>
         <w:rPr>
           <w:spacing w:val="-2"/>
@@ -13641,15 +13464,7 @@
           <w:rFonts w:ascii="Consolas" w:hAnsi="Consolas"/>
           <w:sz w:val="20"/>
         </w:rPr>
-        <w:t>||--</w:t>
-      </w:r>
-      <w:proofErr w:type="gramStart"/>
-      <w:r>
-        <w:rPr>
-          <w:rFonts w:ascii="Consolas" w:hAnsi="Consolas"/>
-          <w:sz w:val="20"/>
-        </w:rPr>
-        <w:t>o{</w:t>
+        <w:t>||--o{</w:t>
       </w:r>
       <w:r>
         <w:rPr>
@@ -13662,7 +13477,6 @@
       <w:r>
         <w:t>:</w:t>
       </w:r>
-      <w:proofErr w:type="gramEnd"/>
       <w:r>
         <w:rPr>
           <w:spacing w:val="-12"/>
@@ -16740,7 +16554,6 @@
         </w:tabs>
         <w:ind w:hanging="283"/>
       </w:pPr>
-      <w:proofErr w:type="spellStart"/>
       <w:r>
         <w:rPr>
           <w:rFonts w:ascii="Consolas" w:hAnsi="Consolas"/>
@@ -16748,7 +16561,6 @@
         </w:rPr>
         <w:t>building_id</w:t>
       </w:r>
-      <w:proofErr w:type="spellEnd"/>
       <w:r>
         <w:rPr>
           <w:rFonts w:ascii="Consolas" w:hAnsi="Consolas"/>
@@ -16804,7 +16616,6 @@
         <w:spacing w:before="3"/>
         <w:ind w:hanging="283"/>
       </w:pPr>
-      <w:proofErr w:type="spellStart"/>
       <w:r>
         <w:rPr>
           <w:rFonts w:ascii="Consolas" w:hAnsi="Consolas"/>
@@ -16812,7 +16623,6 @@
         </w:rPr>
         <w:t>name_or_number</w:t>
       </w:r>
-      <w:proofErr w:type="spellEnd"/>
       <w:r>
         <w:rPr>
           <w:rFonts w:ascii="Consolas" w:hAnsi="Consolas"/>
@@ -17107,7 +16917,6 @@
         </w:tabs>
         <w:ind w:hanging="283"/>
       </w:pPr>
-      <w:proofErr w:type="spellStart"/>
       <w:r>
         <w:rPr>
           <w:rFonts w:ascii="Consolas" w:hAnsi="Consolas"/>
@@ -17115,7 +16924,6 @@
         </w:rPr>
         <w:t>requires_approval</w:t>
       </w:r>
-      <w:proofErr w:type="spellEnd"/>
       <w:r>
         <w:rPr>
           <w:rFonts w:ascii="Consolas" w:hAnsi="Consolas"/>
@@ -17479,7 +17287,6 @@
         <w:spacing w:before="103"/>
         <w:ind w:hanging="283"/>
       </w:pPr>
-      <w:proofErr w:type="spellStart"/>
       <w:r>
         <w:rPr>
           <w:rFonts w:ascii="Consolas" w:hAnsi="Consolas"/>
@@ -17487,7 +17294,6 @@
         </w:rPr>
         <w:t>room_id</w:t>
       </w:r>
-      <w:proofErr w:type="spellEnd"/>
       <w:r>
         <w:rPr>
           <w:rFonts w:ascii="Consolas" w:hAnsi="Consolas"/>
@@ -17578,7 +17384,6 @@
         </w:tabs>
         <w:ind w:hanging="283"/>
       </w:pPr>
-      <w:proofErr w:type="spellStart"/>
       <w:r>
         <w:rPr>
           <w:rFonts w:ascii="Consolas" w:hAnsi="Consolas"/>
@@ -17586,7 +17391,6 @@
         </w:rPr>
         <w:t>equipment_id</w:t>
       </w:r>
-      <w:proofErr w:type="spellEnd"/>
       <w:r>
         <w:rPr>
           <w:rFonts w:ascii="Consolas" w:hAnsi="Consolas"/>
@@ -18263,7 +18067,6 @@
         </w:tabs>
         <w:ind w:hanging="283"/>
       </w:pPr>
-      <w:proofErr w:type="spellStart"/>
       <w:r>
         <w:rPr>
           <w:rFonts w:ascii="Consolas" w:hAnsi="Consolas"/>
@@ -18271,7 +18074,6 @@
         </w:rPr>
         <w:t>room_id</w:t>
       </w:r>
-      <w:proofErr w:type="spellEnd"/>
       <w:r>
         <w:rPr>
           <w:rFonts w:ascii="Consolas" w:hAnsi="Consolas"/>
@@ -18327,7 +18129,6 @@
         <w:spacing w:before="3"/>
         <w:ind w:hanging="283"/>
       </w:pPr>
-      <w:proofErr w:type="spellStart"/>
       <w:r>
         <w:rPr>
           <w:rFonts w:ascii="Consolas" w:hAnsi="Consolas"/>
@@ -18335,7 +18136,6 @@
         </w:rPr>
         <w:t>organization_id</w:t>
       </w:r>
-      <w:proofErr w:type="spellEnd"/>
       <w:r>
         <w:rPr>
           <w:rFonts w:ascii="Consolas" w:hAnsi="Consolas"/>
@@ -18444,7 +18244,6 @@
         </w:tabs>
         <w:ind w:hanging="283"/>
       </w:pPr>
-      <w:proofErr w:type="spellStart"/>
       <w:r>
         <w:rPr>
           <w:rFonts w:ascii="Consolas" w:hAnsi="Consolas"/>
@@ -18452,7 +18251,6 @@
         </w:rPr>
         <w:t>created_by</w:t>
       </w:r>
-      <w:proofErr w:type="spellEnd"/>
       <w:r>
         <w:rPr>
           <w:rFonts w:ascii="Consolas" w:hAnsi="Consolas"/>
@@ -18502,7 +18300,6 @@
         <w:spacing w:before="3"/>
         <w:ind w:hanging="283"/>
       </w:pPr>
-      <w:proofErr w:type="spellStart"/>
       <w:r>
         <w:rPr>
           <w:rFonts w:ascii="Consolas" w:hAnsi="Consolas"/>
@@ -18510,7 +18307,6 @@
         </w:rPr>
         <w:t>recurrence_rule</w:t>
       </w:r>
-      <w:proofErr w:type="spellEnd"/>
       <w:r>
         <w:rPr>
           <w:rFonts w:ascii="Consolas" w:hAnsi="Consolas"/>
@@ -18592,7 +18388,6 @@
         </w:tabs>
         <w:ind w:hanging="283"/>
       </w:pPr>
-      <w:proofErr w:type="spellStart"/>
       <w:r>
         <w:rPr>
           <w:rFonts w:ascii="Consolas" w:hAnsi="Consolas"/>
@@ -18600,7 +18395,6 @@
         </w:rPr>
         <w:t>day_of_week</w:t>
       </w:r>
-      <w:proofErr w:type="spellEnd"/>
       <w:r>
         <w:rPr>
           <w:rFonts w:ascii="Consolas" w:hAnsi="Consolas"/>
@@ -18674,7 +18468,6 @@
         <w:spacing w:before="2"/>
         <w:ind w:hanging="283"/>
       </w:pPr>
-      <w:proofErr w:type="spellStart"/>
       <w:r>
         <w:rPr>
           <w:rFonts w:ascii="Consolas" w:hAnsi="Consolas"/>
@@ -18682,7 +18475,6 @@
         </w:rPr>
         <w:t>start_time</w:t>
       </w:r>
-      <w:proofErr w:type="spellEnd"/>
       <w:r>
         <w:rPr>
           <w:rFonts w:ascii="Consolas" w:hAnsi="Consolas"/>
@@ -18758,7 +18550,6 @@
         </w:tabs>
         <w:ind w:hanging="283"/>
       </w:pPr>
-      <w:proofErr w:type="spellStart"/>
       <w:r>
         <w:rPr>
           <w:rFonts w:ascii="Consolas" w:hAnsi="Consolas"/>
@@ -18766,7 +18557,6 @@
         </w:rPr>
         <w:t>end_time</w:t>
       </w:r>
-      <w:proofErr w:type="spellEnd"/>
       <w:r>
         <w:rPr>
           <w:rFonts w:ascii="Consolas" w:hAnsi="Consolas"/>
@@ -18856,19 +18646,11 @@
         </w:rPr>
         <w:t xml:space="preserve"> </w:t>
       </w:r>
-      <w:proofErr w:type="spellStart"/>
       <w:r>
         <w:rPr>
           <w:spacing w:val="-2"/>
         </w:rPr>
-        <w:t>start_time</w:t>
-      </w:r>
-      <w:proofErr w:type="spellEnd"/>
-      <w:r>
-        <w:rPr>
-          <w:spacing w:val="-2"/>
-        </w:rPr>
-        <w:t>)</w:t>
+        <w:t>start_time)</w:t>
       </w:r>
     </w:p>
     <w:p>
@@ -18884,7 +18666,6 @@
         <w:spacing w:before="4"/>
         <w:ind w:hanging="283"/>
       </w:pPr>
-      <w:proofErr w:type="spellStart"/>
       <w:r>
         <w:rPr>
           <w:rFonts w:ascii="Consolas" w:hAnsi="Consolas"/>
@@ -18892,7 +18673,6 @@
         </w:rPr>
         <w:t>series_start_date</w:t>
       </w:r>
-      <w:proofErr w:type="spellEnd"/>
       <w:r>
         <w:rPr>
           <w:rFonts w:ascii="Consolas" w:hAnsi="Consolas"/>
@@ -18956,7 +18736,6 @@
         </w:tabs>
         <w:ind w:hanging="283"/>
       </w:pPr>
-      <w:proofErr w:type="spellStart"/>
       <w:r>
         <w:rPr>
           <w:rFonts w:ascii="Consolas" w:hAnsi="Consolas"/>
@@ -18964,7 +18743,6 @@
         </w:rPr>
         <w:t>series_end_date</w:t>
       </w:r>
-      <w:proofErr w:type="spellEnd"/>
       <w:r>
         <w:rPr>
           <w:rFonts w:ascii="Consolas" w:hAnsi="Consolas"/>
@@ -19045,19 +18823,11 @@
         </w:rPr>
         <w:t xml:space="preserve"> </w:t>
       </w:r>
-      <w:proofErr w:type="spellStart"/>
       <w:r>
         <w:rPr>
           <w:spacing w:val="-2"/>
         </w:rPr>
-        <w:t>series_start_date</w:t>
-      </w:r>
-      <w:proofErr w:type="spellEnd"/>
-      <w:r>
-        <w:rPr>
-          <w:spacing w:val="-2"/>
-        </w:rPr>
-        <w:t>)</w:t>
+        <w:t>series_start_date)</w:t>
       </w:r>
     </w:p>
     <w:p>
@@ -19148,7 +18918,6 @@
         <w:spacing w:before="3" w:line="256" w:lineRule="exact"/>
         <w:ind w:hanging="283"/>
       </w:pPr>
-      <w:proofErr w:type="spellStart"/>
       <w:r>
         <w:rPr>
           <w:rFonts w:ascii="Consolas" w:hAnsi="Consolas"/>
@@ -19156,7 +18925,6 @@
         </w:rPr>
         <w:t>room_id</w:t>
       </w:r>
-      <w:proofErr w:type="spellEnd"/>
       <w:r>
         <w:rPr>
           <w:rFonts w:ascii="Consolas" w:hAnsi="Consolas"/>
@@ -19212,7 +18980,6 @@
         <w:spacing w:line="256" w:lineRule="exact"/>
         <w:ind w:hanging="283"/>
       </w:pPr>
-      <w:proofErr w:type="spellStart"/>
       <w:r>
         <w:rPr>
           <w:rFonts w:ascii="Consolas" w:hAnsi="Consolas"/>
@@ -19220,7 +18987,6 @@
         </w:rPr>
         <w:t>organization_id</w:t>
       </w:r>
-      <w:proofErr w:type="spellEnd"/>
       <w:r>
         <w:rPr>
           <w:rFonts w:ascii="Consolas" w:hAnsi="Consolas"/>
@@ -19348,7 +19114,6 @@
         <w:spacing w:before="3"/>
         <w:ind w:hanging="283"/>
       </w:pPr>
-      <w:proofErr w:type="spellStart"/>
       <w:r>
         <w:rPr>
           <w:rFonts w:ascii="Consolas" w:hAnsi="Consolas"/>
@@ -19356,7 +19121,6 @@
         </w:rPr>
         <w:t>created_by</w:t>
       </w:r>
-      <w:proofErr w:type="spellEnd"/>
       <w:r>
         <w:rPr>
           <w:rFonts w:ascii="Consolas" w:hAnsi="Consolas"/>
@@ -19405,7 +19169,6 @@
         </w:tabs>
         <w:ind w:hanging="283"/>
       </w:pPr>
-      <w:proofErr w:type="spellStart"/>
       <w:r>
         <w:rPr>
           <w:rFonts w:ascii="Consolas" w:hAnsi="Consolas"/>
@@ -19413,7 +19176,6 @@
         </w:rPr>
         <w:t>series_id</w:t>
       </w:r>
-      <w:proofErr w:type="spellEnd"/>
       <w:r>
         <w:rPr>
           <w:rFonts w:ascii="Consolas" w:hAnsi="Consolas"/>
@@ -19523,7 +19285,6 @@
         <w:spacing w:before="2"/>
         <w:ind w:hanging="283"/>
       </w:pPr>
-      <w:proofErr w:type="spellStart"/>
       <w:r>
         <w:rPr>
           <w:rFonts w:ascii="Consolas" w:hAnsi="Consolas"/>
@@ -19531,7 +19292,6 @@
         </w:rPr>
         <w:t>start_datetime</w:t>
       </w:r>
-      <w:proofErr w:type="spellEnd"/>
       <w:r>
         <w:rPr>
           <w:rFonts w:ascii="Consolas" w:hAnsi="Consolas"/>
@@ -19605,7 +19365,6 @@
         <w:spacing w:line="254" w:lineRule="exact"/>
         <w:ind w:hanging="283"/>
       </w:pPr>
-      <w:proofErr w:type="spellStart"/>
       <w:r>
         <w:rPr>
           <w:rFonts w:ascii="Consolas" w:hAnsi="Consolas"/>
@@ -19613,7 +19372,6 @@
         </w:rPr>
         <w:t>end_datetime</w:t>
       </w:r>
-      <w:proofErr w:type="spellEnd"/>
       <w:r>
         <w:rPr>
           <w:rFonts w:ascii="Consolas" w:hAnsi="Consolas"/>
@@ -19703,13 +19461,8 @@
         </w:rPr>
         <w:t xml:space="preserve"> </w:t>
       </w:r>
-      <w:proofErr w:type="spellStart"/>
-      <w:r>
-        <w:t>start_datetime</w:t>
-      </w:r>
-      <w:proofErr w:type="spellEnd"/>
-      <w:r>
-        <w:t>;</w:t>
+      <w:r>
+        <w:t>start_datetime;</w:t>
       </w:r>
       <w:r>
         <w:rPr>
@@ -19843,7 +19596,6 @@
         <w:spacing w:before="3" w:line="256" w:lineRule="exact"/>
         <w:ind w:hanging="283"/>
       </w:pPr>
-      <w:proofErr w:type="spellStart"/>
       <w:r>
         <w:rPr>
           <w:rFonts w:ascii="Consolas" w:hAnsi="Consolas"/>
@@ -19851,7 +19603,6 @@
         </w:rPr>
         <w:t>created_at</w:t>
       </w:r>
-      <w:proofErr w:type="spellEnd"/>
       <w:r>
         <w:rPr>
           <w:rFonts w:ascii="Consolas" w:hAnsi="Consolas"/>
@@ -19934,7 +19685,6 @@
         <w:spacing w:line="256" w:lineRule="exact"/>
         <w:ind w:hanging="283"/>
       </w:pPr>
-      <w:proofErr w:type="spellStart"/>
       <w:r>
         <w:rPr>
           <w:rFonts w:ascii="Consolas" w:hAnsi="Consolas"/>
@@ -19942,7 +19692,6 @@
         </w:rPr>
         <w:t>cancelled_at</w:t>
       </w:r>
-      <w:proofErr w:type="spellEnd"/>
       <w:r>
         <w:rPr>
           <w:rFonts w:ascii="Consolas" w:hAnsi="Consolas"/>
@@ -20007,7 +19756,6 @@
         <w:spacing w:before="3"/>
         <w:ind w:hanging="283"/>
       </w:pPr>
-      <w:proofErr w:type="spellStart"/>
       <w:r>
         <w:rPr>
           <w:rFonts w:ascii="Consolas" w:hAnsi="Consolas"/>
@@ -20015,7 +19763,6 @@
         </w:rPr>
         <w:t>cancellation_reason</w:t>
       </w:r>
-      <w:proofErr w:type="spellEnd"/>
       <w:r>
         <w:rPr>
           <w:rFonts w:ascii="Consolas" w:hAnsi="Consolas"/>
@@ -20079,7 +19826,6 @@
         </w:tabs>
         <w:ind w:hanging="283"/>
       </w:pPr>
-      <w:proofErr w:type="spellStart"/>
       <w:r>
         <w:rPr>
           <w:rFonts w:ascii="Consolas" w:hAnsi="Consolas"/>
@@ -20087,7 +19833,6 @@
         </w:rPr>
         <w:t>requires_approval</w:t>
       </w:r>
-      <w:proofErr w:type="spellEnd"/>
       <w:r>
         <w:rPr>
           <w:rFonts w:ascii="Consolas" w:hAnsi="Consolas"/>
@@ -20216,7 +19961,6 @@
         <w:spacing w:before="75" w:line="242" w:lineRule="auto"/>
         <w:ind w:right="619"/>
       </w:pPr>
-      <w:proofErr w:type="spellStart"/>
       <w:r>
         <w:rPr>
           <w:rFonts w:ascii="Consolas" w:hAnsi="Consolas"/>
@@ -20225,7 +19969,6 @@
         <w:lastRenderedPageBreak/>
         <w:t>approval_granted</w:t>
       </w:r>
-      <w:proofErr w:type="spellEnd"/>
       <w:r>
         <w:rPr>
           <w:rFonts w:ascii="Consolas" w:hAnsi="Consolas"/>
@@ -20713,7 +20456,6 @@
                 <w:sz w:val="20"/>
               </w:rPr>
             </w:pPr>
-            <w:proofErr w:type="spellStart"/>
             <w:r>
               <w:rPr>
                 <w:rFonts w:ascii="Consolas"/>
@@ -20721,7 +20463,6 @@
               </w:rPr>
               <w:t>building_id</w:t>
             </w:r>
-            <w:proofErr w:type="spellEnd"/>
             <w:r>
               <w:rPr>
                 <w:rFonts w:ascii="Consolas"/>
@@ -20773,7 +20514,6 @@
                 <w:sz w:val="20"/>
               </w:rPr>
             </w:pPr>
-            <w:proofErr w:type="spellStart"/>
             <w:r>
               <w:rPr>
                 <w:rFonts w:ascii="Consolas"/>
@@ -20782,7 +20522,6 @@
               </w:rPr>
               <w:t>equipment_type</w:t>
             </w:r>
-            <w:proofErr w:type="spellEnd"/>
           </w:p>
         </w:tc>
         <w:tc>
@@ -20848,7 +20587,6 @@
                 <w:sz w:val="20"/>
               </w:rPr>
             </w:pPr>
-            <w:proofErr w:type="spellStart"/>
             <w:r>
               <w:rPr>
                 <w:rFonts w:ascii="Consolas"/>
@@ -20857,7 +20595,6 @@
               </w:rPr>
               <w:t>room_equipment</w:t>
             </w:r>
-            <w:proofErr w:type="spellEnd"/>
           </w:p>
         </w:tc>
         <w:tc>
@@ -20879,140 +20616,98 @@
                 <w:spacing w:val="-2"/>
                 <w:sz w:val="20"/>
               </w:rPr>
-              <w:t>(</w:t>
-            </w:r>
-            <w:proofErr w:type="spellStart"/>
+              <w:t>(room_id, equipment_id)</w:t>
+            </w:r>
+          </w:p>
+        </w:tc>
+        <w:tc>
+          <w:tcPr>
+            <w:tcW w:w="4759" w:type="dxa"/>
+          </w:tcPr>
+          <w:p>
+            <w:pPr>
+              <w:pStyle w:val="TableParagraph"/>
+              <w:spacing w:before="78" w:line="235" w:lineRule="auto"/>
+              <w:rPr>
+                <w:rFonts w:ascii="Consolas"/>
+                <w:sz w:val="20"/>
+              </w:rPr>
+            </w:pPr>
+            <w:r>
+              <w:rPr>
+                <w:rFonts w:ascii="Consolas"/>
+                <w:sz w:val="20"/>
+              </w:rPr>
+              <w:t>room_id</w:t>
+            </w:r>
+            <w:r>
+              <w:rPr>
+                <w:rFonts w:ascii="Consolas"/>
+                <w:spacing w:val="-8"/>
+                <w:sz w:val="20"/>
+              </w:rPr>
+              <w:t xml:space="preserve"> </w:t>
+            </w:r>
+            <w:r>
+              <w:rPr>
+                <w:rFonts w:ascii="Consolas"/>
+                <w:sz w:val="20"/>
+              </w:rPr>
+              <w:t>-&gt;</w:t>
+            </w:r>
+            <w:r>
+              <w:rPr>
+                <w:rFonts w:ascii="Consolas"/>
+                <w:spacing w:val="-8"/>
+                <w:sz w:val="20"/>
+              </w:rPr>
+              <w:t xml:space="preserve"> </w:t>
+            </w:r>
+            <w:r>
+              <w:rPr>
+                <w:rFonts w:ascii="Consolas"/>
+                <w:sz w:val="20"/>
+              </w:rPr>
+              <w:t>room,</w:t>
+            </w:r>
+            <w:r>
+              <w:rPr>
+                <w:rFonts w:ascii="Consolas"/>
+                <w:spacing w:val="-8"/>
+                <w:sz w:val="20"/>
+              </w:rPr>
+              <w:t xml:space="preserve"> </w:t>
+            </w:r>
+            <w:r>
+              <w:rPr>
+                <w:rFonts w:ascii="Consolas"/>
+                <w:sz w:val="20"/>
+              </w:rPr>
+              <w:t>equipment_id</w:t>
+            </w:r>
+            <w:r>
+              <w:rPr>
+                <w:rFonts w:ascii="Consolas"/>
+                <w:spacing w:val="-8"/>
+                <w:sz w:val="20"/>
+              </w:rPr>
+              <w:t xml:space="preserve"> </w:t>
+            </w:r>
+            <w:r>
+              <w:rPr>
+                <w:rFonts w:ascii="Consolas"/>
+                <w:sz w:val="20"/>
+              </w:rPr>
+              <w:t xml:space="preserve">-&gt; </w:t>
+            </w:r>
             <w:r>
               <w:rPr>
                 <w:rFonts w:ascii="Consolas"/>
                 <w:spacing w:val="-2"/>
                 <w:sz w:val="20"/>
               </w:rPr>
-              <w:t>room_id</w:t>
-            </w:r>
-            <w:proofErr w:type="spellEnd"/>
-            <w:r>
-              <w:rPr>
-                <w:rFonts w:ascii="Consolas"/>
-                <w:spacing w:val="-2"/>
-                <w:sz w:val="20"/>
-              </w:rPr>
-              <w:t xml:space="preserve">, </w:t>
-            </w:r>
-            <w:proofErr w:type="spellStart"/>
-            <w:r>
-              <w:rPr>
-                <w:rFonts w:ascii="Consolas"/>
-                <w:spacing w:val="-2"/>
-                <w:sz w:val="20"/>
-              </w:rPr>
-              <w:t>equipment_id</w:t>
-            </w:r>
-            <w:proofErr w:type="spellEnd"/>
-            <w:r>
-              <w:rPr>
-                <w:rFonts w:ascii="Consolas"/>
-                <w:spacing w:val="-2"/>
-                <w:sz w:val="20"/>
-              </w:rPr>
-              <w:t>)</w:t>
-            </w:r>
-          </w:p>
-        </w:tc>
-        <w:tc>
-          <w:tcPr>
-            <w:tcW w:w="4759" w:type="dxa"/>
-          </w:tcPr>
-          <w:p>
-            <w:pPr>
-              <w:pStyle w:val="TableParagraph"/>
-              <w:spacing w:before="78" w:line="235" w:lineRule="auto"/>
-              <w:rPr>
-                <w:rFonts w:ascii="Consolas"/>
-                <w:sz w:val="20"/>
-              </w:rPr>
-            </w:pPr>
-            <w:proofErr w:type="spellStart"/>
-            <w:r>
-              <w:rPr>
-                <w:rFonts w:ascii="Consolas"/>
-                <w:sz w:val="20"/>
-              </w:rPr>
-              <w:t>room_id</w:t>
-            </w:r>
-            <w:proofErr w:type="spellEnd"/>
-            <w:r>
-              <w:rPr>
-                <w:rFonts w:ascii="Consolas"/>
-                <w:spacing w:val="-8"/>
-                <w:sz w:val="20"/>
-              </w:rPr>
-              <w:t xml:space="preserve"> </w:t>
-            </w:r>
-            <w:r>
-              <w:rPr>
-                <w:rFonts w:ascii="Consolas"/>
-                <w:sz w:val="20"/>
-              </w:rPr>
-              <w:t>-&gt;</w:t>
-            </w:r>
-            <w:r>
-              <w:rPr>
-                <w:rFonts w:ascii="Consolas"/>
-                <w:spacing w:val="-8"/>
-                <w:sz w:val="20"/>
-              </w:rPr>
-              <w:t xml:space="preserve"> </w:t>
-            </w:r>
-            <w:r>
-              <w:rPr>
-                <w:rFonts w:ascii="Consolas"/>
-                <w:sz w:val="20"/>
-              </w:rPr>
-              <w:t>room,</w:t>
-            </w:r>
-            <w:r>
-              <w:rPr>
-                <w:rFonts w:ascii="Consolas"/>
-                <w:spacing w:val="-8"/>
-                <w:sz w:val="20"/>
-              </w:rPr>
-              <w:t xml:space="preserve"> </w:t>
-            </w:r>
-            <w:proofErr w:type="spellStart"/>
-            <w:r>
-              <w:rPr>
-                <w:rFonts w:ascii="Consolas"/>
-                <w:sz w:val="20"/>
-              </w:rPr>
-              <w:t>equipment_id</w:t>
-            </w:r>
-            <w:proofErr w:type="spellEnd"/>
-            <w:r>
-              <w:rPr>
-                <w:rFonts w:ascii="Consolas"/>
-                <w:spacing w:val="-8"/>
-                <w:sz w:val="20"/>
-              </w:rPr>
-              <w:t xml:space="preserve"> </w:t>
-            </w:r>
-            <w:r>
-              <w:rPr>
-                <w:rFonts w:ascii="Consolas"/>
-                <w:sz w:val="20"/>
-              </w:rPr>
-              <w:t xml:space="preserve">-&gt; </w:t>
-            </w:r>
-            <w:proofErr w:type="spellStart"/>
-            <w:r>
-              <w:rPr>
-                <w:rFonts w:ascii="Consolas"/>
-                <w:spacing w:val="-2"/>
-                <w:sz w:val="20"/>
-              </w:rPr>
               <w:t>equipment_type</w:t>
             </w:r>
-            <w:proofErr w:type="spellEnd"/>
           </w:p>
         </w:tc>
       </w:tr>
@@ -21179,7 +20874,6 @@
                 <w:sz w:val="20"/>
               </w:rPr>
             </w:pPr>
-            <w:proofErr w:type="spellStart"/>
             <w:r>
               <w:rPr>
                 <w:rFonts w:ascii="Consolas"/>
@@ -21188,7 +20882,6 @@
               </w:rPr>
               <w:t>booking_series</w:t>
             </w:r>
-            <w:proofErr w:type="spellEnd"/>
           </w:p>
         </w:tc>
         <w:tc>
@@ -21227,7 +20920,6 @@
                 <w:sz w:val="20"/>
               </w:rPr>
             </w:pPr>
-            <w:proofErr w:type="spellStart"/>
             <w:r>
               <w:rPr>
                 <w:rFonts w:ascii="Consolas"/>
@@ -21235,7 +20927,6 @@
               </w:rPr>
               <w:t>room_id</w:t>
             </w:r>
-            <w:proofErr w:type="spellEnd"/>
             <w:r>
               <w:rPr>
                 <w:rFonts w:ascii="Consolas"/>
@@ -21274,7 +20965,6 @@
               </w:rPr>
               <w:t xml:space="preserve"> </w:t>
             </w:r>
-            <w:proofErr w:type="spellStart"/>
             <w:r>
               <w:rPr>
                 <w:rFonts w:ascii="Consolas"/>
@@ -21282,7 +20972,6 @@
               </w:rPr>
               <w:t>organization_id</w:t>
             </w:r>
-            <w:proofErr w:type="spellEnd"/>
             <w:r>
               <w:rPr>
                 <w:rFonts w:ascii="Consolas"/>
@@ -21296,23 +20985,7 @@
                 <w:rFonts w:ascii="Consolas"/>
                 <w:sz w:val="20"/>
               </w:rPr>
-              <w:t xml:space="preserve">-&gt; organization, </w:t>
-            </w:r>
-            <w:proofErr w:type="spellStart"/>
-            <w:r>
-              <w:rPr>
-                <w:rFonts w:ascii="Consolas"/>
-                <w:sz w:val="20"/>
-              </w:rPr>
-              <w:t>created_by</w:t>
-            </w:r>
-            <w:proofErr w:type="spellEnd"/>
-            <w:r>
-              <w:rPr>
-                <w:rFonts w:ascii="Consolas"/>
-                <w:sz w:val="20"/>
-              </w:rPr>
-              <w:t xml:space="preserve"> -&gt; person</w:t>
+              <w:t>-&gt; organization, created_by -&gt; person</w:t>
             </w:r>
           </w:p>
         </w:tc>
@@ -21406,7 +21079,6 @@
                 <w:sz w:val="20"/>
               </w:rPr>
             </w:pPr>
-            <w:proofErr w:type="spellStart"/>
             <w:r>
               <w:rPr>
                 <w:rFonts w:ascii="Consolas"/>
@@ -21414,7 +21086,6 @@
               </w:rPr>
               <w:t>room_id</w:t>
             </w:r>
-            <w:proofErr w:type="spellEnd"/>
             <w:r>
               <w:rPr>
                 <w:rFonts w:ascii="Consolas"/>
@@ -21453,7 +21124,6 @@
               </w:rPr>
               <w:t xml:space="preserve"> </w:t>
             </w:r>
-            <w:proofErr w:type="spellStart"/>
             <w:r>
               <w:rPr>
                 <w:rFonts w:ascii="Consolas"/>
@@ -21461,7 +21131,6 @@
               </w:rPr>
               <w:t>organization_id</w:t>
             </w:r>
-            <w:proofErr w:type="spellEnd"/>
             <w:r>
               <w:rPr>
                 <w:rFonts w:ascii="Consolas"/>
@@ -21485,7 +21154,6 @@
               </w:rPr>
               <w:t xml:space="preserve"> </w:t>
             </w:r>
-            <w:proofErr w:type="spellStart"/>
             <w:r>
               <w:rPr>
                 <w:rFonts w:ascii="Consolas"/>
@@ -21493,7 +21161,6 @@
               </w:rPr>
               <w:t>created_by</w:t>
             </w:r>
-            <w:proofErr w:type="spellEnd"/>
             <w:r>
               <w:rPr>
                 <w:rFonts w:ascii="Consolas"/>
@@ -21522,33 +21189,8 @@
                 <w:rFonts w:ascii="Consolas"/>
                 <w:sz w:val="20"/>
               </w:rPr>
-              <w:t xml:space="preserve">person, </w:t>
-            </w:r>
-            <w:proofErr w:type="spellStart"/>
-            <w:r>
-              <w:rPr>
-                <w:rFonts w:ascii="Consolas"/>
-                <w:sz w:val="20"/>
-              </w:rPr>
-              <w:t>series_id</w:t>
-            </w:r>
-            <w:proofErr w:type="spellEnd"/>
-            <w:r>
-              <w:rPr>
-                <w:rFonts w:ascii="Consolas"/>
-                <w:sz w:val="20"/>
-              </w:rPr>
-              <w:t xml:space="preserve"> -&gt; </w:t>
-            </w:r>
-            <w:proofErr w:type="spellStart"/>
-            <w:r>
-              <w:rPr>
-                <w:rFonts w:ascii="Consolas"/>
-                <w:sz w:val="20"/>
-              </w:rPr>
-              <w:t>booking_series</w:t>
-            </w:r>
-            <w:proofErr w:type="spellEnd"/>
+              <w:t>person, series_id -&gt; booking_series</w:t>
+            </w:r>
           </w:p>
         </w:tc>
       </w:tr>
@@ -22256,7 +21898,6 @@
                 <w:sz w:val="20"/>
               </w:rPr>
             </w:pPr>
-            <w:proofErr w:type="spellStart"/>
             <w:r>
               <w:rPr>
                 <w:rFonts w:ascii="Consolas"/>
@@ -22265,7 +21906,6 @@
               </w:rPr>
               <w:t>building_id</w:t>
             </w:r>
-            <w:proofErr w:type="spellEnd"/>
           </w:p>
         </w:tc>
         <w:tc>
@@ -22357,7 +21997,6 @@
                 <w:sz w:val="20"/>
               </w:rPr>
             </w:pPr>
-            <w:proofErr w:type="spellStart"/>
             <w:r>
               <w:rPr>
                 <w:rFonts w:ascii="Consolas"/>
@@ -22366,7 +22005,6 @@
               </w:rPr>
               <w:t>name_or_number</w:t>
             </w:r>
-            <w:proofErr w:type="spellEnd"/>
           </w:p>
         </w:tc>
         <w:tc>
@@ -22664,7 +22302,6 @@
                 <w:sz w:val="20"/>
               </w:rPr>
             </w:pPr>
-            <w:proofErr w:type="spellStart"/>
             <w:r>
               <w:rPr>
                 <w:rFonts w:ascii="Consolas"/>
@@ -22673,7 +22310,6 @@
               </w:rPr>
               <w:t>requires_approval</w:t>
             </w:r>
-            <w:proofErr w:type="spellEnd"/>
           </w:p>
         </w:tc>
         <w:tc>
@@ -22806,23 +22442,7 @@
           <w:rFonts w:ascii="Consolas"/>
           <w:sz w:val="20"/>
         </w:rPr>
-        <w:t>(</w:t>
-      </w:r>
-      <w:proofErr w:type="spellStart"/>
-      <w:r>
-        <w:rPr>
-          <w:rFonts w:ascii="Consolas"/>
-          <w:sz w:val="20"/>
-        </w:rPr>
-        <w:t>building_id</w:t>
-      </w:r>
-      <w:proofErr w:type="spellEnd"/>
-      <w:r>
-        <w:rPr>
-          <w:rFonts w:ascii="Consolas"/>
-          <w:sz w:val="20"/>
-        </w:rPr>
-        <w:t>,</w:t>
+        <w:t>(building_id,</w:t>
       </w:r>
       <w:r>
         <w:rPr>
@@ -22832,21 +22452,12 @@
         </w:rPr>
         <w:t xml:space="preserve"> </w:t>
       </w:r>
-      <w:proofErr w:type="spellStart"/>
       <w:r>
         <w:rPr>
           <w:rFonts w:ascii="Consolas"/>
           <w:sz w:val="20"/>
         </w:rPr>
-        <w:t>name_or_number</w:t>
-      </w:r>
-      <w:proofErr w:type="spellEnd"/>
-      <w:r>
-        <w:rPr>
-          <w:rFonts w:ascii="Consolas"/>
-          <w:sz w:val="20"/>
-        </w:rPr>
-        <w:t>)</w:t>
+        <w:t>name_or_number)</w:t>
       </w:r>
       <w:r>
         <w:rPr>
@@ -22965,7 +22576,6 @@
       </w:pPr>
       <w:bookmarkStart w:id="21" w:name="equipment_type"/>
       <w:bookmarkEnd w:id="21"/>
-      <w:proofErr w:type="spellStart"/>
       <w:r>
         <w:rPr>
           <w:rFonts w:ascii="Arial"/>
@@ -22976,7 +22586,6 @@
         </w:rPr>
         <w:t>equipment_type</w:t>
       </w:r>
-      <w:proofErr w:type="spellEnd"/>
     </w:p>
     <w:p>
       <w:pPr>
@@ -23324,7 +22933,6 @@
           <w:sz w:val="24"/>
         </w:rPr>
       </w:pPr>
-      <w:proofErr w:type="spellStart"/>
       <w:r>
         <w:rPr>
           <w:rFonts w:ascii="Arial"/>
@@ -23335,7 +22943,6 @@
         </w:rPr>
         <w:t>room_equipment</w:t>
       </w:r>
-      <w:proofErr w:type="spellEnd"/>
     </w:p>
     <w:p>
       <w:pPr>
@@ -23493,7 +23100,6 @@
                 <w:sz w:val="20"/>
               </w:rPr>
             </w:pPr>
-            <w:proofErr w:type="spellStart"/>
             <w:r>
               <w:rPr>
                 <w:rFonts w:ascii="Consolas"/>
@@ -23502,7 +23108,6 @@
               </w:rPr>
               <w:t>room_id</w:t>
             </w:r>
-            <w:proofErr w:type="spellEnd"/>
           </w:p>
         </w:tc>
         <w:tc>
@@ -23636,7 +23241,6 @@
                 <w:sz w:val="20"/>
               </w:rPr>
             </w:pPr>
-            <w:proofErr w:type="spellStart"/>
             <w:r>
               <w:rPr>
                 <w:rFonts w:ascii="Consolas"/>
@@ -23645,7 +23249,6 @@
               </w:rPr>
               <w:t>equipment_id</w:t>
             </w:r>
-            <w:proofErr w:type="spellEnd"/>
           </w:p>
         </w:tc>
         <w:tc>
@@ -23714,11 +23317,9 @@
               </w:rPr>
               <w:t xml:space="preserve"> </w:t>
             </w:r>
-            <w:proofErr w:type="spellStart"/>
             <w:r>
               <w:t>equipment_type</w:t>
             </w:r>
-            <w:proofErr w:type="spellEnd"/>
             <w:r>
               <w:t>(id)</w:t>
             </w:r>
@@ -24667,7 +24268,6 @@
       </w:pPr>
       <w:bookmarkStart w:id="24" w:name="booking_series"/>
       <w:bookmarkEnd w:id="24"/>
-      <w:proofErr w:type="spellStart"/>
       <w:r>
         <w:rPr>
           <w:rFonts w:ascii="Arial"/>
@@ -24678,7 +24278,6 @@
         </w:rPr>
         <w:t>booking_series</w:t>
       </w:r>
-      <w:proofErr w:type="spellEnd"/>
     </w:p>
     <w:p>
       <w:pPr>
@@ -24923,7 +24522,6 @@
                 <w:sz w:val="20"/>
               </w:rPr>
             </w:pPr>
-            <w:proofErr w:type="spellStart"/>
             <w:r>
               <w:rPr>
                 <w:rFonts w:ascii="Consolas"/>
@@ -24932,7 +24530,6 @@
               </w:rPr>
               <w:t>room_id</w:t>
             </w:r>
-            <w:proofErr w:type="spellEnd"/>
           </w:p>
         </w:tc>
         <w:tc>
@@ -25024,7 +24621,6 @@
                 <w:sz w:val="20"/>
               </w:rPr>
             </w:pPr>
-            <w:proofErr w:type="spellStart"/>
             <w:r>
               <w:rPr>
                 <w:rFonts w:ascii="Consolas"/>
@@ -25033,7 +24629,6 @@
               </w:rPr>
               <w:t>organization_id</w:t>
             </w:r>
-            <w:proofErr w:type="spellEnd"/>
           </w:p>
         </w:tc>
         <w:tc>
@@ -25154,7 +24749,6 @@
                 <w:sz w:val="20"/>
               </w:rPr>
             </w:pPr>
-            <w:proofErr w:type="spellStart"/>
             <w:r>
               <w:rPr>
                 <w:rFonts w:ascii="Consolas"/>
@@ -25163,7 +24757,6 @@
               </w:rPr>
               <w:t>created_by</w:t>
             </w:r>
-            <w:proofErr w:type="spellEnd"/>
           </w:p>
         </w:tc>
         <w:tc>
@@ -25258,7 +24851,6 @@
                 <w:sz w:val="20"/>
               </w:rPr>
             </w:pPr>
-            <w:proofErr w:type="spellStart"/>
             <w:r>
               <w:rPr>
                 <w:rFonts w:ascii="Consolas"/>
@@ -25267,7 +24859,6 @@
               </w:rPr>
               <w:t>recurrence_rule</w:t>
             </w:r>
-            <w:proofErr w:type="spellEnd"/>
           </w:p>
         </w:tc>
         <w:tc>
@@ -25359,7 +24950,6 @@
                 <w:sz w:val="20"/>
               </w:rPr>
             </w:pPr>
-            <w:proofErr w:type="spellStart"/>
             <w:r>
               <w:rPr>
                 <w:rFonts w:ascii="Consolas"/>
@@ -25368,7 +24958,6 @@
               </w:rPr>
               <w:t>day_of_week</w:t>
             </w:r>
-            <w:proofErr w:type="spellEnd"/>
           </w:p>
         </w:tc>
         <w:tc>
@@ -25442,7 +25031,6 @@
                 <w:sz w:val="20"/>
               </w:rPr>
             </w:pPr>
-            <w:proofErr w:type="spellStart"/>
             <w:r>
               <w:rPr>
                 <w:rFonts w:ascii="Consolas"/>
@@ -25451,7 +25039,6 @@
               </w:rPr>
               <w:t>start_time</w:t>
             </w:r>
-            <w:proofErr w:type="spellEnd"/>
           </w:p>
         </w:tc>
         <w:tc>
@@ -25543,7 +25130,6 @@
                 <w:sz w:val="20"/>
               </w:rPr>
             </w:pPr>
-            <w:proofErr w:type="spellStart"/>
             <w:r>
               <w:rPr>
                 <w:rFonts w:ascii="Consolas"/>
@@ -25552,7 +25138,6 @@
               </w:rPr>
               <w:t>end_time</w:t>
             </w:r>
-            <w:proofErr w:type="spellEnd"/>
           </w:p>
         </w:tc>
         <w:tc>
@@ -25650,14 +25235,12 @@
             <w:r>
               <w:t xml:space="preserve">after </w:t>
             </w:r>
-            <w:proofErr w:type="spellStart"/>
             <w:r>
               <w:rPr>
                 <w:spacing w:val="-2"/>
               </w:rPr>
               <w:t>start_time</w:t>
             </w:r>
-            <w:proofErr w:type="spellEnd"/>
           </w:p>
         </w:tc>
       </w:tr>
@@ -25678,7 +25261,6 @@
                 <w:sz w:val="20"/>
               </w:rPr>
             </w:pPr>
-            <w:proofErr w:type="spellStart"/>
             <w:r>
               <w:rPr>
                 <w:rFonts w:ascii="Consolas"/>
@@ -25687,7 +25269,6 @@
               </w:rPr>
               <w:t>series_start_date</w:t>
             </w:r>
-            <w:proofErr w:type="spellEnd"/>
           </w:p>
         </w:tc>
         <w:tc>
@@ -25788,7 +25369,6 @@
                 <w:sz w:val="20"/>
               </w:rPr>
             </w:pPr>
-            <w:proofErr w:type="spellStart"/>
             <w:r>
               <w:rPr>
                 <w:rFonts w:ascii="Consolas"/>
@@ -25797,7 +25377,6 @@
               </w:rPr>
               <w:t>series_end_date</w:t>
             </w:r>
-            <w:proofErr w:type="spellEnd"/>
           </w:p>
         </w:tc>
         <w:tc>
@@ -25895,14 +25474,12 @@
             <w:r>
               <w:t xml:space="preserve">≥ </w:t>
             </w:r>
-            <w:proofErr w:type="spellStart"/>
             <w:r>
               <w:rPr>
                 <w:spacing w:val="-2"/>
               </w:rPr>
               <w:t>series_start_date</w:t>
             </w:r>
-            <w:proofErr w:type="spellEnd"/>
           </w:p>
         </w:tc>
       </w:tr>
@@ -26162,7 +25739,6 @@
                 <w:sz w:val="20"/>
               </w:rPr>
             </w:pPr>
-            <w:proofErr w:type="spellStart"/>
             <w:r>
               <w:rPr>
                 <w:rFonts w:ascii="Consolas"/>
@@ -26171,7 +25747,6 @@
               </w:rPr>
               <w:t>room_id</w:t>
             </w:r>
-            <w:proofErr w:type="spellEnd"/>
           </w:p>
         </w:tc>
         <w:tc>
@@ -26263,7 +25838,6 @@
                 <w:sz w:val="20"/>
               </w:rPr>
             </w:pPr>
-            <w:proofErr w:type="spellStart"/>
             <w:r>
               <w:rPr>
                 <w:rFonts w:ascii="Consolas"/>
@@ -26272,7 +25846,6 @@
               </w:rPr>
               <w:t>organization_id</w:t>
             </w:r>
-            <w:proofErr w:type="spellEnd"/>
           </w:p>
         </w:tc>
         <w:tc>
@@ -26394,7 +25967,6 @@
                 <w:sz w:val="20"/>
               </w:rPr>
             </w:pPr>
-            <w:proofErr w:type="spellStart"/>
             <w:r>
               <w:rPr>
                 <w:rFonts w:ascii="Consolas"/>
@@ -26403,7 +25975,6 @@
               </w:rPr>
               <w:t>created_by</w:t>
             </w:r>
-            <w:proofErr w:type="spellEnd"/>
           </w:p>
         </w:tc>
         <w:tc>
@@ -26495,7 +26066,6 @@
                 <w:sz w:val="20"/>
               </w:rPr>
             </w:pPr>
-            <w:proofErr w:type="spellStart"/>
             <w:r>
               <w:rPr>
                 <w:rFonts w:ascii="Consolas"/>
@@ -26504,7 +26074,6 @@
               </w:rPr>
               <w:t>series_id</w:t>
             </w:r>
-            <w:proofErr w:type="spellEnd"/>
           </w:p>
         </w:tc>
         <w:tc>
@@ -26570,11 +26139,9 @@
               </w:rPr>
               <w:t xml:space="preserve"> </w:t>
             </w:r>
-            <w:proofErr w:type="spellStart"/>
             <w:r>
               <w:t>booking_series</w:t>
             </w:r>
-            <w:proofErr w:type="spellEnd"/>
             <w:r>
               <w:t>(id)</w:t>
             </w:r>
@@ -26625,7 +26192,6 @@
                 <w:sz w:val="20"/>
               </w:rPr>
             </w:pPr>
-            <w:proofErr w:type="spellStart"/>
             <w:r>
               <w:rPr>
                 <w:rFonts w:ascii="Consolas"/>
@@ -26634,7 +26200,6 @@
               </w:rPr>
               <w:t>start_datetime</w:t>
             </w:r>
-            <w:proofErr w:type="spellEnd"/>
           </w:p>
         </w:tc>
         <w:tc>
@@ -26711,7 +26276,6 @@
                 <w:sz w:val="20"/>
               </w:rPr>
             </w:pPr>
-            <w:proofErr w:type="spellStart"/>
             <w:r>
               <w:rPr>
                 <w:rFonts w:ascii="Consolas"/>
@@ -26720,7 +26284,6 @@
               </w:rPr>
               <w:t>end_datetime</w:t>
             </w:r>
-            <w:proofErr w:type="spellEnd"/>
           </w:p>
         </w:tc>
         <w:tc>
@@ -26974,7 +26537,6 @@
                 <w:sz w:val="20"/>
               </w:rPr>
             </w:pPr>
-            <w:proofErr w:type="spellStart"/>
             <w:r>
               <w:rPr>
                 <w:rFonts w:ascii="Consolas"/>
@@ -26983,7 +26545,6 @@
               </w:rPr>
               <w:t>created_at</w:t>
             </w:r>
-            <w:proofErr w:type="spellEnd"/>
           </w:p>
         </w:tc>
         <w:tc>
@@ -27038,21 +26599,7 @@
               <w:rPr>
                 <w:spacing w:val="-2"/>
               </w:rPr>
-              <w:t xml:space="preserve"> </w:t>
-            </w:r>
-            <w:proofErr w:type="gramStart"/>
-            <w:r>
-              <w:rPr>
-                <w:spacing w:val="-2"/>
-              </w:rPr>
-              <w:t>NOW(</w:t>
-            </w:r>
-            <w:proofErr w:type="gramEnd"/>
-            <w:r>
-              <w:rPr>
-                <w:spacing w:val="-2"/>
-              </w:rPr>
-              <w:t>)</w:t>
+              <w:t xml:space="preserve"> NOW()</w:t>
             </w:r>
           </w:p>
         </w:tc>
@@ -27074,7 +26621,6 @@
                 <w:sz w:val="20"/>
               </w:rPr>
             </w:pPr>
-            <w:proofErr w:type="spellStart"/>
             <w:r>
               <w:rPr>
                 <w:rFonts w:ascii="Consolas"/>
@@ -27083,7 +26629,6 @@
               </w:rPr>
               <w:t>cancelled_at</w:t>
             </w:r>
-            <w:proofErr w:type="spellEnd"/>
           </w:p>
         </w:tc>
         <w:tc>
@@ -27181,7 +26726,6 @@
                 <w:sz w:val="20"/>
               </w:rPr>
             </w:pPr>
-            <w:proofErr w:type="spellStart"/>
             <w:r>
               <w:rPr>
                 <w:rFonts w:ascii="Consolas"/>
@@ -27190,7 +26734,6 @@
               </w:rPr>
               <w:t>cancellation_reason</w:t>
             </w:r>
-            <w:proofErr w:type="spellEnd"/>
           </w:p>
         </w:tc>
         <w:tc>
@@ -27288,7 +26831,6 @@
                 <w:sz w:val="20"/>
               </w:rPr>
             </w:pPr>
-            <w:proofErr w:type="spellStart"/>
             <w:r>
               <w:rPr>
                 <w:rFonts w:ascii="Consolas"/>
@@ -27297,7 +26839,6 @@
               </w:rPr>
               <w:t>requires_approval</w:t>
             </w:r>
-            <w:proofErr w:type="spellEnd"/>
           </w:p>
         </w:tc>
         <w:tc>
@@ -27418,7 +26959,6 @@
                 <w:sz w:val="20"/>
               </w:rPr>
             </w:pPr>
-            <w:proofErr w:type="spellStart"/>
             <w:r>
               <w:rPr>
                 <w:rFonts w:ascii="Consolas"/>
@@ -27427,7 +26967,6 @@
               </w:rPr>
               <w:t>approval_granted</w:t>
             </w:r>
-            <w:proofErr w:type="spellEnd"/>
           </w:p>
         </w:tc>
         <w:tc>
@@ -27668,7 +27207,6 @@
                 <w:b/>
               </w:rPr>
             </w:pPr>
-            <w:proofErr w:type="spellStart"/>
             <w:r>
               <w:rPr>
                 <w:rFonts w:ascii="Arial"/>
@@ -27677,7 +27215,6 @@
               </w:rPr>
               <w:t>requires_approval</w:t>
             </w:r>
-            <w:proofErr w:type="spellEnd"/>
           </w:p>
         </w:tc>
         <w:tc>
@@ -27694,7 +27231,6 @@
                 <w:b/>
               </w:rPr>
             </w:pPr>
-            <w:proofErr w:type="spellStart"/>
             <w:r>
               <w:rPr>
                 <w:rFonts w:ascii="Arial"/>
@@ -27703,7 +27239,6 @@
               </w:rPr>
               <w:t>approval_granted</w:t>
             </w:r>
-            <w:proofErr w:type="spellEnd"/>
           </w:p>
         </w:tc>
         <w:tc>
@@ -27807,6 +27342,15 @@
                 <w:lang w:val="vi-VN"/>
               </w:rPr>
             </w:pPr>
+            <w:r>
+              <w:t>pending,</w:t>
+            </w:r>
+            <w:r>
+              <w:rPr>
+                <w:spacing w:val="-7"/>
+              </w:rPr>
+              <w:t xml:space="preserve"> </w:t>
+            </w:r>
             <w:r>
               <w:t>confirmed,</w:t>
             </w:r>
@@ -28100,7 +27644,6 @@
           <w:sz w:val="20"/>
         </w:rPr>
       </w:pPr>
-      <w:proofErr w:type="spellStart"/>
       <w:r>
         <w:rPr>
           <w:rFonts w:ascii="Consolas" w:hAnsi="Consolas"/>
@@ -28108,7 +27651,6 @@
         </w:rPr>
         <w:t>end_datetime</w:t>
       </w:r>
-      <w:proofErr w:type="spellEnd"/>
       <w:r>
         <w:rPr>
           <w:rFonts w:ascii="Consolas" w:hAnsi="Consolas"/>
@@ -28132,7 +27674,6 @@
         </w:rPr>
         <w:t xml:space="preserve"> </w:t>
       </w:r>
-      <w:proofErr w:type="spellStart"/>
       <w:r>
         <w:rPr>
           <w:rFonts w:ascii="Consolas" w:hAnsi="Consolas"/>
@@ -28141,7 +27682,6 @@
         </w:rPr>
         <w:t>start_datetime</w:t>
       </w:r>
-      <w:proofErr w:type="spellEnd"/>
     </w:p>
     <w:p>
       <w:pPr>
@@ -28156,30 +27696,12 @@
         <w:spacing w:before="2" w:line="240" w:lineRule="auto"/>
         <w:ind w:hanging="283"/>
       </w:pPr>
-      <w:proofErr w:type="gramStart"/>
       <w:r>
         <w:rPr>
           <w:rFonts w:ascii="Consolas" w:hAnsi="Consolas"/>
           <w:sz w:val="20"/>
         </w:rPr>
-        <w:t>DATE(</w:t>
-      </w:r>
-      <w:proofErr w:type="spellStart"/>
-      <w:proofErr w:type="gramEnd"/>
-      <w:r>
-        <w:rPr>
-          <w:rFonts w:ascii="Consolas" w:hAnsi="Consolas"/>
-          <w:sz w:val="20"/>
-        </w:rPr>
-        <w:t>start_datetime</w:t>
-      </w:r>
-      <w:proofErr w:type="spellEnd"/>
-      <w:r>
-        <w:rPr>
-          <w:rFonts w:ascii="Consolas" w:hAnsi="Consolas"/>
-          <w:sz w:val="20"/>
-        </w:rPr>
-        <w:t>)</w:t>
+        <w:t>DATE(start_datetime)</w:t>
       </w:r>
       <w:r>
         <w:rPr>
@@ -28204,30 +27726,12 @@
         </w:rPr>
         <w:t xml:space="preserve"> </w:t>
       </w:r>
-      <w:proofErr w:type="gramStart"/>
       <w:r>
         <w:rPr>
           <w:rFonts w:ascii="Consolas" w:hAnsi="Consolas"/>
           <w:sz w:val="20"/>
         </w:rPr>
-        <w:t>DATE(</w:t>
-      </w:r>
-      <w:proofErr w:type="spellStart"/>
-      <w:proofErr w:type="gramEnd"/>
-      <w:r>
-        <w:rPr>
-          <w:rFonts w:ascii="Consolas" w:hAnsi="Consolas"/>
-          <w:sz w:val="20"/>
-        </w:rPr>
-        <w:t>end_datetime</w:t>
-      </w:r>
-      <w:proofErr w:type="spellEnd"/>
-      <w:r>
-        <w:rPr>
-          <w:rFonts w:ascii="Consolas" w:hAnsi="Consolas"/>
-          <w:sz w:val="20"/>
-        </w:rPr>
-        <w:t>)</w:t>
+        <w:t>DATE(end_datetime)</w:t>
       </w:r>
       <w:r>
         <w:t>:</w:t>
@@ -28330,7 +27834,6 @@
       </w:pPr>
       <w:bookmarkStart w:id="29" w:name="room_equipment"/>
       <w:bookmarkEnd w:id="29"/>
-      <w:proofErr w:type="spellStart"/>
       <w:r>
         <w:rPr>
           <w:rFonts w:ascii="Arial"/>
@@ -28341,7 +27844,6 @@
         </w:rPr>
         <w:t>room_equipment</w:t>
       </w:r>
-      <w:proofErr w:type="spellEnd"/>
     </w:p>
     <w:p>
       <w:pPr>
@@ -28370,7 +27872,6 @@
       <w:r>
         <w:t xml:space="preserve">and </w:t>
       </w:r>
-      <w:proofErr w:type="spellStart"/>
       <w:r>
         <w:rPr>
           <w:rFonts w:ascii="Consolas"/>
@@ -28378,7 +27879,6 @@
         </w:rPr>
         <w:t>equipment_type</w:t>
       </w:r>
-      <w:proofErr w:type="spellEnd"/>
       <w:r>
         <w:t xml:space="preserve">. A room can have multiple equipment types; the same equipment type can appear in multiple rooms. The composite primary key </w:t>
       </w:r>
@@ -28387,23 +27887,7 @@
           <w:rFonts w:ascii="Consolas"/>
           <w:sz w:val="20"/>
         </w:rPr>
-        <w:t>(</w:t>
-      </w:r>
-      <w:proofErr w:type="spellStart"/>
-      <w:r>
-        <w:rPr>
-          <w:rFonts w:ascii="Consolas"/>
-          <w:sz w:val="20"/>
-        </w:rPr>
-        <w:t>room_id</w:t>
-      </w:r>
-      <w:proofErr w:type="spellEnd"/>
-      <w:r>
-        <w:rPr>
-          <w:rFonts w:ascii="Consolas"/>
-          <w:sz w:val="20"/>
-        </w:rPr>
-        <w:t>,</w:t>
+        <w:t>(room_id,</w:t>
       </w:r>
       <w:r>
         <w:rPr>
@@ -28413,21 +27897,12 @@
         </w:rPr>
         <w:t xml:space="preserve"> </w:t>
       </w:r>
-      <w:proofErr w:type="spellStart"/>
       <w:r>
         <w:rPr>
           <w:rFonts w:ascii="Consolas"/>
           <w:sz w:val="20"/>
         </w:rPr>
-        <w:t>equipment_id</w:t>
-      </w:r>
-      <w:proofErr w:type="spellEnd"/>
-      <w:r>
-        <w:rPr>
-          <w:rFonts w:ascii="Consolas"/>
-          <w:sz w:val="20"/>
-        </w:rPr>
-        <w:t>)</w:t>
+        <w:t>equipment_id)</w:t>
       </w:r>
       <w:r>
         <w:rPr>
@@ -28770,7 +28245,6 @@
                 <w:sz w:val="20"/>
               </w:rPr>
             </w:pPr>
-            <w:proofErr w:type="spellStart"/>
             <w:r>
               <w:rPr>
                 <w:rFonts w:ascii="Consolas"/>
@@ -28779,7 +28253,6 @@
               </w:rPr>
               <w:t>series_id</w:t>
             </w:r>
-            <w:proofErr w:type="spellEnd"/>
           </w:p>
         </w:tc>
         <w:tc>
@@ -28862,7 +28335,6 @@
                 <w:sz w:val="20"/>
               </w:rPr>
             </w:pPr>
-            <w:proofErr w:type="spellStart"/>
             <w:r>
               <w:rPr>
                 <w:rFonts w:ascii="Consolas"/>
@@ -28871,7 +28343,6 @@
               </w:rPr>
               <w:t>organization_id</w:t>
             </w:r>
-            <w:proofErr w:type="spellEnd"/>
           </w:p>
         </w:tc>
         <w:tc>
@@ -28984,7 +28455,6 @@
                 <w:sz w:val="20"/>
               </w:rPr>
             </w:pPr>
-            <w:proofErr w:type="spellStart"/>
             <w:r>
               <w:rPr>
                 <w:rFonts w:ascii="Consolas"/>
@@ -28993,7 +28463,6 @@
               </w:rPr>
               <w:t>cancelled_at</w:t>
             </w:r>
-            <w:proofErr w:type="spellEnd"/>
           </w:p>
         </w:tc>
         <w:tc>
@@ -29081,7 +28550,6 @@
                 <w:sz w:val="20"/>
               </w:rPr>
             </w:pPr>
-            <w:proofErr w:type="spellStart"/>
             <w:r>
               <w:rPr>
                 <w:rFonts w:ascii="Consolas"/>
@@ -29090,7 +28558,6 @@
               </w:rPr>
               <w:t>cancellation_reason</w:t>
             </w:r>
-            <w:proofErr w:type="spellEnd"/>
           </w:p>
         </w:tc>
         <w:tc>
@@ -29194,7 +28661,6 @@
                 <w:sz w:val="20"/>
               </w:rPr>
             </w:pPr>
-            <w:proofErr w:type="spellStart"/>
             <w:r>
               <w:rPr>
                 <w:rFonts w:ascii="Consolas"/>
@@ -29203,7 +28669,6 @@
               </w:rPr>
               <w:t>approval_granted</w:t>
             </w:r>
-            <w:proofErr w:type="spellEnd"/>
           </w:p>
         </w:tc>
         <w:tc>
@@ -29284,7 +28749,6 @@
                 <w:sz w:val="20"/>
               </w:rPr>
             </w:pPr>
-            <w:proofErr w:type="spellStart"/>
             <w:r>
               <w:rPr>
                 <w:rFonts w:ascii="Consolas"/>
@@ -29293,7 +28757,6 @@
               </w:rPr>
               <w:t>booking_series</w:t>
             </w:r>
-            <w:proofErr w:type="spellEnd"/>
           </w:p>
         </w:tc>
         <w:tc>
@@ -29309,7 +28772,6 @@
                 <w:sz w:val="20"/>
               </w:rPr>
             </w:pPr>
-            <w:proofErr w:type="spellStart"/>
             <w:r>
               <w:rPr>
                 <w:rFonts w:ascii="Consolas"/>
@@ -29318,7 +28780,6 @@
               </w:rPr>
               <w:t>organization_id</w:t>
             </w:r>
-            <w:proofErr w:type="spellEnd"/>
           </w:p>
         </w:tc>
         <w:tc>
@@ -29591,7 +29052,6 @@
         </w:rPr>
         <w:t xml:space="preserve"> </w:t>
       </w:r>
-      <w:proofErr w:type="spellStart"/>
       <w:r>
         <w:rPr>
           <w:rFonts w:ascii="Courier New"/>
@@ -29599,7 +29059,6 @@
         </w:rPr>
         <w:t>requires_approval</w:t>
       </w:r>
-      <w:proofErr w:type="spellEnd"/>
       <w:r>
         <w:rPr>
           <w:rFonts w:ascii="Courier New"/>
@@ -29744,24 +29203,13 @@
       <w:r>
         <w:t xml:space="preserve">policy for a room changes, the </w:t>
       </w:r>
-      <w:proofErr w:type="spellStart"/>
-      <w:proofErr w:type="gramStart"/>
       <w:r>
         <w:rPr>
           <w:rFonts w:ascii="Courier New"/>
           <w:color w:val="1154CC"/>
         </w:rPr>
-        <w:t>room.requires</w:t>
-      </w:r>
-      <w:proofErr w:type="gramEnd"/>
-      <w:r>
-        <w:rPr>
-          <w:rFonts w:ascii="Courier New"/>
-          <w:color w:val="1154CC"/>
-        </w:rPr>
-        <w:t>_approval</w:t>
-      </w:r>
-      <w:proofErr w:type="spellEnd"/>
+        <w:t>room.requires_approval</w:t>
+      </w:r>
       <w:r>
         <w:rPr>
           <w:rFonts w:ascii="Courier New"/>
@@ -29815,24 +29263,13 @@
         </w:rPr>
         <w:t xml:space="preserve"> </w:t>
       </w:r>
-      <w:proofErr w:type="spellStart"/>
-      <w:proofErr w:type="gramStart"/>
       <w:r>
         <w:rPr>
           <w:rFonts w:ascii="Courier New"/>
           <w:color w:val="1154CC"/>
         </w:rPr>
-        <w:t>booking.requires</w:t>
-      </w:r>
-      <w:proofErr w:type="gramEnd"/>
-      <w:r>
-        <w:rPr>
-          <w:rFonts w:ascii="Courier New"/>
-          <w:color w:val="1154CC"/>
-        </w:rPr>
-        <w:t>_approval</w:t>
-      </w:r>
-      <w:proofErr w:type="spellEnd"/>
+        <w:t>booking.requires_approval</w:t>
+      </w:r>
       <w:r>
         <w:rPr>
           <w:rFonts w:ascii="Courier New"/>
@@ -29930,7 +29367,6 @@
         </w:rPr>
         <w:t xml:space="preserve"> </w:t>
       </w:r>
-      <w:proofErr w:type="spellStart"/>
       <w:r>
         <w:rPr>
           <w:rFonts w:ascii="Courier New"/>
@@ -29938,7 +29374,6 @@
         </w:rPr>
         <w:t>booking_series</w:t>
       </w:r>
-      <w:proofErr w:type="spellEnd"/>
       <w:r>
         <w:rPr>
           <w:rFonts w:ascii="Courier New"/>
@@ -29974,7 +29409,6 @@
         </w:rPr>
         <w:t xml:space="preserve"> </w:t>
       </w:r>
-      <w:proofErr w:type="spellStart"/>
       <w:r>
         <w:rPr>
           <w:rFonts w:ascii="Courier New"/>
@@ -29982,7 +29416,6 @@
         </w:rPr>
         <w:t>room_id</w:t>
       </w:r>
-      <w:proofErr w:type="spellEnd"/>
       <w:r>
         <w:t>,</w:t>
       </w:r>
@@ -29992,7 +29425,6 @@
         </w:rPr>
         <w:t xml:space="preserve"> </w:t>
       </w:r>
-      <w:proofErr w:type="spellStart"/>
       <w:r>
         <w:rPr>
           <w:rFonts w:ascii="Courier New"/>
@@ -30000,11 +29432,9 @@
         </w:rPr>
         <w:t>organization_id</w:t>
       </w:r>
-      <w:proofErr w:type="spellEnd"/>
       <w:r>
         <w:t xml:space="preserve">, and </w:t>
       </w:r>
-      <w:proofErr w:type="spellStart"/>
       <w:r>
         <w:rPr>
           <w:rFonts w:ascii="Courier New"/>
@@ -30012,7 +29442,6 @@
         </w:rPr>
         <w:t>created_by</w:t>
       </w:r>
-      <w:proofErr w:type="spellEnd"/>
       <w:r>
         <w:t xml:space="preserve">. Each individual </w:t>
       </w:r>
@@ -30034,24 +29463,13 @@
       <w:r>
         <w:t xml:space="preserve">occurrence stores these same three foreign keys independently. If a booking later becomes associated with a different organization (for example, by correction), the series record and its occurrence records may become out of sync. There is no schema level constraint enforcing that values of </w:t>
       </w:r>
-      <w:proofErr w:type="spellStart"/>
-      <w:proofErr w:type="gramStart"/>
       <w:r>
         <w:rPr>
           <w:rFonts w:ascii="Courier New"/>
           <w:color w:val="1154CC"/>
         </w:rPr>
-        <w:t>booking.organization</w:t>
-      </w:r>
-      <w:proofErr w:type="gramEnd"/>
-      <w:r>
-        <w:rPr>
-          <w:rFonts w:ascii="Courier New"/>
-          <w:color w:val="1154CC"/>
-        </w:rPr>
-        <w:t>_id</w:t>
-      </w:r>
-      <w:proofErr w:type="spellEnd"/>
+        <w:t>booking.organization_id</w:t>
+      </w:r>
       <w:r>
         <w:rPr>
           <w:rFonts w:ascii="Courier New"/>
@@ -30096,31 +29514,13 @@
         </w:rPr>
         <w:t xml:space="preserve"> </w:t>
       </w:r>
-      <w:proofErr w:type="spellStart"/>
       <w:r>
         <w:rPr>
           <w:rFonts w:ascii="Courier New"/>
           <w:color w:val="1154CC"/>
         </w:rPr>
-        <w:t>booking_</w:t>
-      </w:r>
-      <w:proofErr w:type="gramStart"/>
-      <w:r>
-        <w:rPr>
-          <w:rFonts w:ascii="Courier New"/>
-          <w:color w:val="1154CC"/>
-        </w:rPr>
-        <w:t>series.organization</w:t>
-      </w:r>
-      <w:proofErr w:type="gramEnd"/>
-      <w:r>
-        <w:rPr>
-          <w:rFonts w:ascii="Courier New"/>
-          <w:color w:val="1154CC"/>
-        </w:rPr>
-        <w:t>_id</w:t>
-      </w:r>
-      <w:proofErr w:type="spellEnd"/>
+        <w:t>booking_series.organization_id</w:t>
+      </w:r>
       <w:r>
         <w:rPr>
           <w:rFonts w:ascii="Courier New"/>
@@ -30348,7 +29748,6 @@
         </w:rPr>
         <w:t xml:space="preserve"> </w:t>
       </w:r>
-      <w:proofErr w:type="spellStart"/>
       <w:r>
         <w:rPr>
           <w:rFonts w:ascii="Courier New" w:hAnsi="Courier New"/>
@@ -30358,7 +29757,6 @@
         </w:rPr>
         <w:t>requires_approval</w:t>
       </w:r>
-      <w:proofErr w:type="spellEnd"/>
       <w:r>
         <w:rPr>
           <w:rFonts w:ascii="Courier New" w:hAnsi="Courier New"/>
@@ -30451,31 +29849,14 @@
         <w:jc w:val="both"/>
       </w:pPr>
       <w:r>
-        <w:t xml:space="preserve">A </w:t>
-      </w:r>
-      <w:proofErr w:type="gramStart"/>
-      <w:r>
-        <w:t>booking's</w:t>
-      </w:r>
-      <w:proofErr w:type="gramEnd"/>
-      <w:r>
-        <w:t xml:space="preserve"> </w:t>
-      </w:r>
-      <w:proofErr w:type="spellStart"/>
+        <w:t xml:space="preserve">A booking's </w:t>
+      </w:r>
       <w:r>
         <w:rPr>
           <w:rFonts w:ascii="Courier New"/>
           <w:color w:val="1154CC"/>
         </w:rPr>
-        <w:t>requires_approval</w:t>
-      </w:r>
-      <w:proofErr w:type="spellEnd"/>
-      <w:r>
-        <w:rPr>
-          <w:rFonts w:ascii="Courier New"/>
-          <w:color w:val="1154CC"/>
-        </w:rPr>
-        <w:t xml:space="preserve"> </w:t>
+        <w:t xml:space="preserve">requires_approval </w:t>
       </w:r>
       <w:r>
         <w:t xml:space="preserve">value is determined entirely by its </w:t>
@@ -30521,17 +29902,8 @@
           <w:rFonts w:ascii="Courier New" w:hAnsi="Courier New"/>
           <w:color w:val="1154CC"/>
         </w:rPr>
-        <w:t xml:space="preserve">id → </w:t>
-      </w:r>
-      <w:proofErr w:type="spellStart"/>
-      <w:r>
-        <w:rPr>
-          <w:rFonts w:ascii="Courier New" w:hAnsi="Courier New"/>
-          <w:color w:val="1154CC"/>
-        </w:rPr>
-        <w:t>requires_approval</w:t>
-      </w:r>
-      <w:proofErr w:type="spellEnd"/>
+        <w:t>id → requires_approval</w:t>
+      </w:r>
       <w:r>
         <w:rPr>
           <w:rFonts w:ascii="Courier New" w:hAnsi="Courier New"/>
@@ -30576,30 +29948,12 @@
       <w:r>
         <w:t xml:space="preserve">table. Both columns carry the same semantic label but serve different purposes. The booking-level snapshot breaks the normal expectation that approval policy is a property of the room alone. This is the root of the update anomaly described above: if </w:t>
       </w:r>
-      <w:proofErr w:type="spellStart"/>
-      <w:proofErr w:type="gramStart"/>
       <w:r>
         <w:rPr>
           <w:rFonts w:ascii="Courier New" w:hAnsi="Courier New"/>
           <w:color w:val="1154CC"/>
         </w:rPr>
-        <w:t>room.requires</w:t>
-      </w:r>
-      <w:proofErr w:type="gramEnd"/>
-      <w:r>
-        <w:rPr>
-          <w:rFonts w:ascii="Courier New" w:hAnsi="Courier New"/>
-          <w:color w:val="1154CC"/>
-        </w:rPr>
-        <w:t>_approval</w:t>
-      </w:r>
-      <w:proofErr w:type="spellEnd"/>
-      <w:r>
-        <w:rPr>
-          <w:rFonts w:ascii="Courier New" w:hAnsi="Courier New"/>
-          <w:color w:val="1154CC"/>
-        </w:rPr>
-        <w:t xml:space="preserve"> </w:t>
+        <w:t xml:space="preserve">room.requires_approval </w:t>
       </w:r>
       <w:r>
         <w:t>is updated, there is no cascade to historical bookings, which is correct by design but must be enforced by application logic rather than the schema.</w:t>
@@ -30671,9 +30025,17 @@
           <w:spacing w:val="-2"/>
           <w:sz w:val="26"/>
         </w:rPr>
-        <w:t>(</w:t>
-      </w:r>
-      <w:proofErr w:type="spellStart"/>
+        <w:t>(room_id,</w:t>
+      </w:r>
+      <w:r>
+        <w:rPr>
+          <w:rFonts w:ascii="Courier New" w:hAnsi="Courier New"/>
+          <w:b/>
+          <w:color w:val="1154CC"/>
+          <w:sz w:val="26"/>
+        </w:rPr>
+        <w:tab/>
+      </w:r>
       <w:r>
         <w:rPr>
           <w:rFonts w:ascii="Courier New" w:hAnsi="Courier New"/>
@@ -30682,49 +30044,7 @@
           <w:spacing w:val="-2"/>
           <w:sz w:val="26"/>
         </w:rPr>
-        <w:t>room_id</w:t>
-      </w:r>
-      <w:proofErr w:type="spellEnd"/>
-      <w:r>
-        <w:rPr>
-          <w:rFonts w:ascii="Courier New" w:hAnsi="Courier New"/>
-          <w:b/>
-          <w:color w:val="1154CC"/>
-          <w:spacing w:val="-2"/>
-          <w:sz w:val="26"/>
-        </w:rPr>
-        <w:t>,</w:t>
-      </w:r>
-      <w:r>
-        <w:rPr>
-          <w:rFonts w:ascii="Courier New" w:hAnsi="Courier New"/>
-          <w:b/>
-          <w:color w:val="1154CC"/>
-          <w:sz w:val="26"/>
-        </w:rPr>
-        <w:tab/>
-      </w:r>
-      <w:proofErr w:type="spellStart"/>
-      <w:r>
-        <w:rPr>
-          <w:rFonts w:ascii="Courier New" w:hAnsi="Courier New"/>
-          <w:b/>
-          <w:color w:val="1154CC"/>
-          <w:spacing w:val="-2"/>
-          <w:sz w:val="26"/>
-        </w:rPr>
-        <w:t>equipment_id</w:t>
-      </w:r>
-      <w:proofErr w:type="spellEnd"/>
-      <w:r>
-        <w:rPr>
-          <w:rFonts w:ascii="Courier New" w:hAnsi="Courier New"/>
-          <w:b/>
-          <w:color w:val="1154CC"/>
-          <w:spacing w:val="-2"/>
-          <w:sz w:val="26"/>
-        </w:rPr>
-        <w:t>)</w:t>
+        <w:t>equipment_id)</w:t>
       </w:r>
       <w:r>
         <w:rPr>
@@ -30753,15 +30073,6 @@
           <w:sz w:val="26"/>
         </w:rPr>
         <w:tab/>
-      </w:r>
-      <w:proofErr w:type="gramStart"/>
-      <w:r>
-        <w:rPr>
-          <w:rFonts w:ascii="Courier New" w:hAnsi="Courier New"/>
-          <w:b/>
-          <w:color w:val="1154CC"/>
-          <w:sz w:val="26"/>
-        </w:rPr>
         <w:t>quantity</w:t>
       </w:r>
       <w:r>
@@ -30781,9 +30092,16 @@
           <w:spacing w:val="-5"/>
           <w:sz w:val="26"/>
         </w:rPr>
-        <w:t>(</w:t>
-      </w:r>
-      <w:proofErr w:type="gramEnd"/>
+        <w:t>(on</w:t>
+      </w:r>
+      <w:r>
+        <w:rPr>
+          <w:rFonts w:ascii="Arial" w:hAnsi="Arial"/>
+          <w:b/>
+          <w:sz w:val="26"/>
+        </w:rPr>
+        <w:tab/>
+      </w:r>
       <w:r>
         <w:rPr>
           <w:rFonts w:ascii="Arial" w:hAnsi="Arial"/>
@@ -30791,23 +30109,6 @@
           <w:spacing w:val="-5"/>
           <w:sz w:val="26"/>
         </w:rPr>
-        <w:t>on</w:t>
-      </w:r>
-      <w:r>
-        <w:rPr>
-          <w:rFonts w:ascii="Arial" w:hAnsi="Arial"/>
-          <w:b/>
-          <w:sz w:val="26"/>
-        </w:rPr>
-        <w:tab/>
-      </w:r>
-      <w:r>
-        <w:rPr>
-          <w:rFonts w:ascii="Arial" w:hAnsi="Arial"/>
-          <w:b/>
-          <w:spacing w:val="-5"/>
-          <w:sz w:val="26"/>
-        </w:rPr>
         <w:t>the</w:t>
       </w:r>
     </w:p>
@@ -30820,7 +30121,6 @@
           <w:sz w:val="26"/>
         </w:rPr>
       </w:pPr>
-      <w:proofErr w:type="spellStart"/>
       <w:r>
         <w:rPr>
           <w:rFonts w:ascii="Courier New"/>
@@ -30831,7 +30131,6 @@
         </w:rPr>
         <w:t>room_equipment</w:t>
       </w:r>
-      <w:proofErr w:type="spellEnd"/>
       <w:r>
         <w:rPr>
           <w:rFonts w:ascii="Courier New"/>
@@ -30947,7 +30246,6 @@
       <w:r>
         <w:t xml:space="preserve">This FD shows that </w:t>
       </w:r>
-      <w:proofErr w:type="spellStart"/>
       <w:r>
         <w:rPr>
           <w:rFonts w:ascii="Courier New"/>
@@ -30955,7 +30253,6 @@
         </w:rPr>
         <w:t>room_equipment</w:t>
       </w:r>
-      <w:proofErr w:type="spellEnd"/>
       <w:r>
         <w:rPr>
           <w:rFonts w:ascii="Courier New"/>
@@ -30982,39 +30279,7 @@
           <w:rFonts w:ascii="Courier New"/>
           <w:color w:val="1154CC"/>
         </w:rPr>
-        <w:t>(</w:t>
-      </w:r>
-      <w:proofErr w:type="spellStart"/>
-      <w:r>
-        <w:rPr>
-          <w:rFonts w:ascii="Courier New"/>
-          <w:color w:val="1154CC"/>
-        </w:rPr>
-        <w:t>room_id</w:t>
-      </w:r>
-      <w:proofErr w:type="spellEnd"/>
-      <w:r>
-        <w:rPr>
-          <w:rFonts w:ascii="Courier New"/>
-          <w:color w:val="1154CC"/>
-        </w:rPr>
-        <w:t xml:space="preserve">, </w:t>
-      </w:r>
-      <w:proofErr w:type="spellStart"/>
-      <w:r>
-        <w:rPr>
-          <w:rFonts w:ascii="Courier New"/>
-          <w:color w:val="1154CC"/>
-        </w:rPr>
-        <w:t>equipment_id</w:t>
-      </w:r>
-      <w:proofErr w:type="spellEnd"/>
-      <w:r>
-        <w:rPr>
-          <w:rFonts w:ascii="Courier New"/>
-          <w:color w:val="1154CC"/>
-        </w:rPr>
-        <w:t>)</w:t>
+        <w:t>(room_id, equipment_id)</w:t>
       </w:r>
       <w:r>
         <w:t xml:space="preserve">, and </w:t>
@@ -31173,7 +30438,6 @@
       <w:r>
         <w:t xml:space="preserve">in the linking table rather than on </w:t>
       </w:r>
-      <w:proofErr w:type="spellStart"/>
       <w:r>
         <w:rPr>
           <w:rFonts w:ascii="Courier New"/>
@@ -31181,7 +30445,6 @@
         </w:rPr>
         <w:t>equipment_type</w:t>
       </w:r>
-      <w:proofErr w:type="spellEnd"/>
       <w:r>
         <w:t>. If it were to move there, it would incorrectly imply that quantity is a property of the equipment type globally, rather than of a specific room's inventory.</w:t>
       </w:r>
@@ -31246,127 +30509,7 @@
           <w:color w:val="1154CC"/>
           <w:sz w:val="26"/>
         </w:rPr>
-        <w:t>id → (</w:t>
-      </w:r>
-      <w:proofErr w:type="spellStart"/>
-      <w:r>
-        <w:rPr>
-          <w:rFonts w:ascii="Courier New" w:hAnsi="Courier New"/>
-          <w:b/>
-          <w:color w:val="1154CC"/>
-          <w:sz w:val="26"/>
-        </w:rPr>
-        <w:t>room_id</w:t>
-      </w:r>
-      <w:proofErr w:type="spellEnd"/>
-      <w:r>
-        <w:rPr>
-          <w:rFonts w:ascii="Courier New" w:hAnsi="Courier New"/>
-          <w:b/>
-          <w:color w:val="1154CC"/>
-          <w:sz w:val="26"/>
-        </w:rPr>
-        <w:t xml:space="preserve">, </w:t>
-      </w:r>
-      <w:proofErr w:type="spellStart"/>
-      <w:r>
-        <w:rPr>
-          <w:rFonts w:ascii="Courier New" w:hAnsi="Courier New"/>
-          <w:b/>
-          <w:color w:val="1154CC"/>
-          <w:sz w:val="26"/>
-        </w:rPr>
-        <w:t>organization_id</w:t>
-      </w:r>
-      <w:proofErr w:type="spellEnd"/>
-      <w:r>
-        <w:rPr>
-          <w:rFonts w:ascii="Courier New" w:hAnsi="Courier New"/>
-          <w:b/>
-          <w:color w:val="1154CC"/>
-          <w:sz w:val="26"/>
-        </w:rPr>
-        <w:t xml:space="preserve">, </w:t>
-      </w:r>
-      <w:proofErr w:type="spellStart"/>
-      <w:r>
-        <w:rPr>
-          <w:rFonts w:ascii="Courier New" w:hAnsi="Courier New"/>
-          <w:b/>
-          <w:color w:val="1154CC"/>
-          <w:sz w:val="26"/>
-        </w:rPr>
-        <w:t>created_by</w:t>
-      </w:r>
-      <w:proofErr w:type="spellEnd"/>
-      <w:r>
-        <w:rPr>
-          <w:rFonts w:ascii="Courier New" w:hAnsi="Courier New"/>
-          <w:b/>
-          <w:color w:val="1154CC"/>
-          <w:sz w:val="26"/>
-        </w:rPr>
-        <w:t xml:space="preserve">, </w:t>
-      </w:r>
-      <w:proofErr w:type="spellStart"/>
-      <w:r>
-        <w:rPr>
-          <w:rFonts w:ascii="Courier New" w:hAnsi="Courier New"/>
-          <w:b/>
-          <w:color w:val="1154CC"/>
-          <w:sz w:val="26"/>
-        </w:rPr>
-        <w:t>day_of_week</w:t>
-      </w:r>
-      <w:proofErr w:type="spellEnd"/>
-      <w:r>
-        <w:rPr>
-          <w:rFonts w:ascii="Courier New" w:hAnsi="Courier New"/>
-          <w:b/>
-          <w:color w:val="1154CC"/>
-          <w:sz w:val="26"/>
-        </w:rPr>
-        <w:t xml:space="preserve">, </w:t>
-      </w:r>
-      <w:proofErr w:type="spellStart"/>
-      <w:r>
-        <w:rPr>
-          <w:rFonts w:ascii="Courier New" w:hAnsi="Courier New"/>
-          <w:b/>
-          <w:color w:val="1154CC"/>
-          <w:sz w:val="26"/>
-        </w:rPr>
-        <w:t>start_time</w:t>
-      </w:r>
-      <w:proofErr w:type="spellEnd"/>
-      <w:r>
-        <w:rPr>
-          <w:rFonts w:ascii="Courier New" w:hAnsi="Courier New"/>
-          <w:b/>
-          <w:color w:val="1154CC"/>
-          <w:sz w:val="26"/>
-        </w:rPr>
-        <w:t xml:space="preserve">, </w:t>
-      </w:r>
-      <w:proofErr w:type="spellStart"/>
-      <w:r>
-        <w:rPr>
-          <w:rFonts w:ascii="Courier New" w:hAnsi="Courier New"/>
-          <w:b/>
-          <w:color w:val="1154CC"/>
-          <w:sz w:val="26"/>
-        </w:rPr>
-        <w:t>end_time</w:t>
-      </w:r>
-      <w:proofErr w:type="spellEnd"/>
-      <w:r>
-        <w:rPr>
-          <w:rFonts w:ascii="Courier New" w:hAnsi="Courier New"/>
-          <w:b/>
-          <w:color w:val="1154CC"/>
-          <w:sz w:val="26"/>
-        </w:rPr>
-        <w:t>)</w:t>
+        <w:t>id → (room_id, organization_id, created_by, day_of_week, start_time, end_time)</w:t>
       </w:r>
       <w:r>
         <w:rPr>
@@ -31386,7 +30529,6 @@
         </w:rPr>
         <w:t xml:space="preserve">(on </w:t>
       </w:r>
-      <w:proofErr w:type="spellStart"/>
       <w:r>
         <w:rPr>
           <w:rFonts w:ascii="Courier New" w:hAnsi="Courier New"/>
@@ -31396,7 +30538,6 @@
         </w:rPr>
         <w:t>booking_series</w:t>
       </w:r>
-      <w:proofErr w:type="spellEnd"/>
       <w:r>
         <w:rPr>
           <w:rFonts w:ascii="Arial" w:hAnsi="Arial"/>
@@ -31507,7 +30648,6 @@
       <w:r>
         <w:t xml:space="preserve">This FD is clean and well-structured. However, it implies an implicit expected FD between </w:t>
       </w:r>
-      <w:proofErr w:type="spellStart"/>
       <w:r>
         <w:rPr>
           <w:rFonts w:ascii="Courier New"/>
@@ -31515,7 +30655,6 @@
         </w:rPr>
         <w:t>booking_series</w:t>
       </w:r>
-      <w:proofErr w:type="spellEnd"/>
       <w:r>
         <w:rPr>
           <w:rFonts w:ascii="Courier New"/>
@@ -31533,7 +30672,6 @@
         </w:rPr>
         <w:t xml:space="preserve"> </w:t>
       </w:r>
-      <w:proofErr w:type="gramStart"/>
       <w:r>
         <w:rPr>
           <w:rFonts w:ascii="Courier New"/>
@@ -31542,13 +30680,8 @@
         <w:t>booking</w:t>
       </w:r>
       <w:r>
-        <w:t>:</w:t>
-      </w:r>
-      <w:proofErr w:type="gramEnd"/>
-      <w:r>
-        <w:t xml:space="preserve"> for any booking where </w:t>
-      </w:r>
-      <w:proofErr w:type="spellStart"/>
+        <w:t xml:space="preserve">: for any booking where </w:t>
+      </w:r>
       <w:r>
         <w:rPr>
           <w:rFonts w:ascii="Courier New"/>
@@ -31561,264 +30694,161 @@
           <w:rFonts w:ascii="Courier New"/>
           <w:color w:val="1154CC"/>
         </w:rPr>
-        <w:t>d</w:t>
-      </w:r>
-      <w:proofErr w:type="spellEnd"/>
+        <w:t>d IS NOT NULL</w:t>
+      </w:r>
+      <w:r>
+        <w:t>,</w:t>
+      </w:r>
+      <w:r>
+        <w:rPr>
+          <w:spacing w:val="-3"/>
+        </w:rPr>
+        <w:t xml:space="preserve"> </w:t>
+      </w:r>
+      <w:r>
+        <w:t>one would</w:t>
+      </w:r>
+      <w:r>
+        <w:rPr>
+          <w:spacing w:val="40"/>
+        </w:rPr>
+        <w:t xml:space="preserve"> </w:t>
+      </w:r>
+      <w:r>
+        <w:t>expect</w:t>
+      </w:r>
+      <w:r>
+        <w:rPr>
+          <w:spacing w:val="40"/>
+        </w:rPr>
+        <w:t xml:space="preserve"> </w:t>
+      </w:r>
       <w:r>
         <w:rPr>
           <w:rFonts w:ascii="Courier New"/>
           <w:color w:val="1154CC"/>
         </w:rPr>
-        <w:t xml:space="preserve"> IS NOT NULL</w:t>
-      </w:r>
-      <w:r>
-        <w:t>,</w:t>
-      </w:r>
-      <w:r>
-        <w:rPr>
-          <w:spacing w:val="-3"/>
-        </w:rPr>
-        <w:t xml:space="preserve"> </w:t>
-      </w:r>
-      <w:r>
-        <w:t>one would</w:t>
-      </w:r>
-      <w:r>
-        <w:rPr>
-          <w:spacing w:val="40"/>
-        </w:rPr>
-        <w:t xml:space="preserve"> </w:t>
-      </w:r>
-      <w:r>
-        <w:t>expect</w:t>
-      </w:r>
-      <w:r>
-        <w:rPr>
-          <w:spacing w:val="40"/>
-        </w:rPr>
-        <w:t xml:space="preserve"> </w:t>
-      </w:r>
-      <w:proofErr w:type="spellStart"/>
-      <w:proofErr w:type="gramStart"/>
+        <w:t xml:space="preserve">booking.room_id = booking_series.room_id </w:t>
+      </w:r>
+      <w:r>
+        <w:t xml:space="preserve">and </w:t>
+      </w:r>
       <w:r>
         <w:rPr>
           <w:rFonts w:ascii="Courier New"/>
           <w:color w:val="1154CC"/>
         </w:rPr>
-        <w:t>booking.room</w:t>
-      </w:r>
-      <w:proofErr w:type="gramEnd"/>
+        <w:t>booking.organization_id = booking_series.organization_id</w:t>
+      </w:r>
+      <w:r>
+        <w:t>.</w:t>
+      </w:r>
+      <w:r>
+        <w:rPr>
+          <w:spacing w:val="40"/>
+        </w:rPr>
+        <w:t xml:space="preserve"> </w:t>
+      </w:r>
+      <w:r>
+        <w:t>No CHECK constraint in the current</w:t>
+      </w:r>
+      <w:r>
+        <w:rPr>
+          <w:spacing w:val="-3"/>
+        </w:rPr>
+        <w:t xml:space="preserve"> </w:t>
+      </w:r>
+      <w:r>
+        <w:t>schema</w:t>
+      </w:r>
+      <w:r>
+        <w:rPr>
+          <w:spacing w:val="-3"/>
+        </w:rPr>
+        <w:t xml:space="preserve"> </w:t>
+      </w:r>
+      <w:r>
+        <w:t>enforces</w:t>
+      </w:r>
+      <w:r>
+        <w:rPr>
+          <w:spacing w:val="-3"/>
+        </w:rPr>
+        <w:t xml:space="preserve"> </w:t>
+      </w:r>
+      <w:r>
+        <w:t>this</w:t>
+      </w:r>
+      <w:r>
+        <w:rPr>
+          <w:spacing w:val="-3"/>
+        </w:rPr>
+        <w:t xml:space="preserve"> </w:t>
+      </w:r>
+      <w:r>
+        <w:t>expectation,</w:t>
+      </w:r>
+      <w:r>
+        <w:rPr>
+          <w:spacing w:val="-3"/>
+        </w:rPr>
+        <w:t xml:space="preserve"> </w:t>
+      </w:r>
+      <w:r>
+        <w:t>which</w:t>
+      </w:r>
+      <w:r>
+        <w:rPr>
+          <w:spacing w:val="-3"/>
+        </w:rPr>
+        <w:t xml:space="preserve"> </w:t>
+      </w:r>
+      <w:r>
+        <w:t>is</w:t>
+      </w:r>
+      <w:r>
+        <w:rPr>
+          <w:spacing w:val="-3"/>
+        </w:rPr>
+        <w:t xml:space="preserve"> </w:t>
+      </w:r>
+      <w:r>
+        <w:t>the</w:t>
+      </w:r>
+      <w:r>
+        <w:rPr>
+          <w:spacing w:val="-3"/>
+        </w:rPr>
+        <w:t xml:space="preserve"> </w:t>
+      </w:r>
+      <w:r>
+        <w:t>anomaly</w:t>
+      </w:r>
+      <w:r>
+        <w:rPr>
+          <w:spacing w:val="-3"/>
+        </w:rPr>
+        <w:t xml:space="preserve"> </w:t>
+      </w:r>
+      <w:r>
+        <w:t>risk</w:t>
+      </w:r>
+      <w:r>
+        <w:rPr>
+          <w:spacing w:val="-3"/>
+        </w:rPr>
+        <w:t xml:space="preserve"> </w:t>
+      </w:r>
+      <w:r>
+        <w:t xml:space="preserve">pointed out in Section 1. Theoretically, a booking occurrence could be inserted with a mismatched </w:t>
+      </w:r>
       <w:r>
         <w:rPr>
           <w:rFonts w:ascii="Courier New"/>
           <w:color w:val="1154CC"/>
         </w:rPr>
-        <w:t>_id</w:t>
-      </w:r>
-      <w:proofErr w:type="spellEnd"/>
-      <w:r>
-        <w:rPr>
-          <w:rFonts w:ascii="Courier New"/>
-          <w:color w:val="1154CC"/>
-        </w:rPr>
-        <w:t xml:space="preserve"> = </w:t>
-      </w:r>
-      <w:proofErr w:type="spellStart"/>
-      <w:r>
-        <w:rPr>
-          <w:rFonts w:ascii="Courier New"/>
-          <w:color w:val="1154CC"/>
-        </w:rPr>
-        <w:t>booking_</w:t>
-      </w:r>
-      <w:proofErr w:type="gramStart"/>
-      <w:r>
-        <w:rPr>
-          <w:rFonts w:ascii="Courier New"/>
-          <w:color w:val="1154CC"/>
-        </w:rPr>
-        <w:t>series.room</w:t>
-      </w:r>
-      <w:proofErr w:type="gramEnd"/>
-      <w:r>
-        <w:rPr>
-          <w:rFonts w:ascii="Courier New"/>
-          <w:color w:val="1154CC"/>
-        </w:rPr>
-        <w:t>_id</w:t>
-      </w:r>
-      <w:proofErr w:type="spellEnd"/>
-      <w:r>
-        <w:rPr>
-          <w:rFonts w:ascii="Courier New"/>
-          <w:color w:val="1154CC"/>
-        </w:rPr>
-        <w:t xml:space="preserve"> </w:t>
-      </w:r>
-      <w:r>
-        <w:t xml:space="preserve">and </w:t>
-      </w:r>
-      <w:proofErr w:type="spellStart"/>
-      <w:proofErr w:type="gramStart"/>
-      <w:r>
-        <w:rPr>
-          <w:rFonts w:ascii="Courier New"/>
-          <w:color w:val="1154CC"/>
-        </w:rPr>
-        <w:t>booking.organization</w:t>
-      </w:r>
-      <w:proofErr w:type="gramEnd"/>
-      <w:r>
-        <w:rPr>
-          <w:rFonts w:ascii="Courier New"/>
-          <w:color w:val="1154CC"/>
-        </w:rPr>
-        <w:t>_id</w:t>
-      </w:r>
-      <w:proofErr w:type="spellEnd"/>
-      <w:r>
-        <w:rPr>
-          <w:rFonts w:ascii="Courier New"/>
-          <w:color w:val="1154CC"/>
-        </w:rPr>
-        <w:t xml:space="preserve"> = </w:t>
-      </w:r>
-      <w:proofErr w:type="spellStart"/>
-      <w:r>
-        <w:rPr>
-          <w:rFonts w:ascii="Courier New"/>
-          <w:color w:val="1154CC"/>
-        </w:rPr>
-        <w:t>booking_</w:t>
-      </w:r>
-      <w:proofErr w:type="gramStart"/>
-      <w:r>
-        <w:rPr>
-          <w:rFonts w:ascii="Courier New"/>
-          <w:color w:val="1154CC"/>
-        </w:rPr>
-        <w:t>series.organization</w:t>
-      </w:r>
-      <w:proofErr w:type="gramEnd"/>
-      <w:r>
-        <w:rPr>
-          <w:rFonts w:ascii="Courier New"/>
-          <w:color w:val="1154CC"/>
-        </w:rPr>
-        <w:t>_id</w:t>
-      </w:r>
-      <w:proofErr w:type="spellEnd"/>
-      <w:r>
-        <w:t>.</w:t>
-      </w:r>
-      <w:r>
-        <w:rPr>
-          <w:spacing w:val="40"/>
-        </w:rPr>
-        <w:t xml:space="preserve"> </w:t>
-      </w:r>
-      <w:r>
-        <w:t>No CHECK constraint in the current</w:t>
-      </w:r>
-      <w:r>
-        <w:rPr>
-          <w:spacing w:val="-3"/>
-        </w:rPr>
-        <w:t xml:space="preserve"> </w:t>
-      </w:r>
-      <w:r>
-        <w:t>schema</w:t>
-      </w:r>
-      <w:r>
-        <w:rPr>
-          <w:spacing w:val="-3"/>
-        </w:rPr>
-        <w:t xml:space="preserve"> </w:t>
-      </w:r>
-      <w:r>
-        <w:t>enforces</w:t>
-      </w:r>
-      <w:r>
-        <w:rPr>
-          <w:spacing w:val="-3"/>
-        </w:rPr>
-        <w:t xml:space="preserve"> </w:t>
-      </w:r>
-      <w:r>
-        <w:t>this</w:t>
-      </w:r>
-      <w:r>
-        <w:rPr>
-          <w:spacing w:val="-3"/>
-        </w:rPr>
-        <w:t xml:space="preserve"> </w:t>
-      </w:r>
-      <w:r>
-        <w:t>expectation,</w:t>
-      </w:r>
-      <w:r>
-        <w:rPr>
-          <w:spacing w:val="-3"/>
-        </w:rPr>
-        <w:t xml:space="preserve"> </w:t>
-      </w:r>
-      <w:r>
-        <w:t>which</w:t>
-      </w:r>
-      <w:r>
-        <w:rPr>
-          <w:spacing w:val="-3"/>
-        </w:rPr>
-        <w:t xml:space="preserve"> </w:t>
-      </w:r>
-      <w:r>
-        <w:t>is</w:t>
-      </w:r>
-      <w:r>
-        <w:rPr>
-          <w:spacing w:val="-3"/>
-        </w:rPr>
-        <w:t xml:space="preserve"> </w:t>
-      </w:r>
-      <w:r>
-        <w:t>the</w:t>
-      </w:r>
-      <w:r>
-        <w:rPr>
-          <w:spacing w:val="-3"/>
-        </w:rPr>
-        <w:t xml:space="preserve"> </w:t>
-      </w:r>
-      <w:r>
-        <w:t>anomaly</w:t>
-      </w:r>
-      <w:r>
-        <w:rPr>
-          <w:spacing w:val="-3"/>
-        </w:rPr>
-        <w:t xml:space="preserve"> </w:t>
-      </w:r>
-      <w:r>
-        <w:t>risk</w:t>
-      </w:r>
-      <w:r>
-        <w:rPr>
-          <w:spacing w:val="-3"/>
-        </w:rPr>
-        <w:t xml:space="preserve"> </w:t>
-      </w:r>
-      <w:r>
-        <w:t xml:space="preserve">pointed out in Section 1. Theoretically, a booking occurrence could be inserted with a mismatched </w:t>
-      </w:r>
-      <w:proofErr w:type="spellStart"/>
-      <w:r>
-        <w:rPr>
-          <w:rFonts w:ascii="Courier New"/>
-          <w:color w:val="1154CC"/>
-        </w:rPr>
         <w:t>room_id</w:t>
       </w:r>
-      <w:proofErr w:type="spellEnd"/>
       <w:r>
         <w:rPr>
           <w:rFonts w:ascii="Courier New"/>
@@ -31903,7 +30933,6 @@
         </w:rPr>
         <w:t xml:space="preserve">No structural change to </w:t>
       </w:r>
-      <w:proofErr w:type="spellStart"/>
       <w:r>
         <w:rPr>
           <w:rFonts w:ascii="Courier New"/>
@@ -31912,7 +30941,6 @@
         </w:rPr>
         <w:t>requires_approval</w:t>
       </w:r>
-      <w:proofErr w:type="spellEnd"/>
       <w:r>
         <w:rPr>
           <w:rFonts w:ascii="Courier New"/>
@@ -31930,15 +30958,7 @@
         <w:t xml:space="preserve">duplication. </w:t>
       </w:r>
       <w:r>
-        <w:t xml:space="preserve">The snapshot pattern is retained as-is. The risk is </w:t>
-      </w:r>
-      <w:proofErr w:type="gramStart"/>
-      <w:r>
-        <w:t>real</w:t>
-      </w:r>
-      <w:proofErr w:type="gramEnd"/>
-      <w:r>
-        <w:t xml:space="preserve"> but the design intent</w:t>
+        <w:t>The snapshot pattern is retained as-is. The risk is real but the design intent</w:t>
       </w:r>
       <w:r>
         <w:rPr>
@@ -31964,52 +30984,23 @@
         </w:rPr>
         <w:t xml:space="preserve"> </w:t>
       </w:r>
-      <w:proofErr w:type="spellStart"/>
-      <w:proofErr w:type="gramStart"/>
       <w:r>
         <w:rPr>
           <w:rFonts w:ascii="Courier New"/>
           <w:color w:val="1154CC"/>
         </w:rPr>
-        <w:t>room.requires</w:t>
-      </w:r>
-      <w:proofErr w:type="gramEnd"/>
+        <w:t xml:space="preserve">room.requires_approval </w:t>
+      </w:r>
+      <w:r>
+        <w:t xml:space="preserve">reflects current policy; </w:t>
+      </w:r>
       <w:r>
         <w:rPr>
           <w:rFonts w:ascii="Courier New"/>
           <w:color w:val="1154CC"/>
         </w:rPr>
-        <w:t>_approval</w:t>
-      </w:r>
-      <w:proofErr w:type="spellEnd"/>
-      <w:r>
-        <w:rPr>
-          <w:rFonts w:ascii="Courier New"/>
-          <w:color w:val="1154CC"/>
-        </w:rPr>
-        <w:t xml:space="preserve"> </w:t>
-      </w:r>
-      <w:r>
-        <w:t xml:space="preserve">reflects current policy; </w:t>
-      </w:r>
-      <w:proofErr w:type="spellStart"/>
-      <w:proofErr w:type="gramStart"/>
-      <w:r>
-        <w:rPr>
-          <w:rFonts w:ascii="Courier New"/>
-          <w:color w:val="1154CC"/>
-        </w:rPr>
-        <w:t>booking.requires</w:t>
-      </w:r>
-      <w:proofErr w:type="gramEnd"/>
-      <w:r>
-        <w:rPr>
-          <w:rFonts w:ascii="Courier New"/>
-          <w:color w:val="1154CC"/>
-        </w:rPr>
-        <w:t>_approval</w:t>
-      </w:r>
-      <w:proofErr w:type="spellEnd"/>
+        <w:t>booking.requires_approval</w:t>
+      </w:r>
       <w:r>
         <w:rPr>
           <w:rFonts w:ascii="Courier New"/>
@@ -32031,7 +31022,6 @@
       <w:r>
         <w:t xml:space="preserve">already enforces consistency between </w:t>
       </w:r>
-      <w:proofErr w:type="spellStart"/>
       <w:r>
         <w:rPr>
           <w:rFonts w:ascii="Courier New"/>
@@ -32039,11 +31029,9 @@
         </w:rPr>
         <w:t>requires_approval</w:t>
       </w:r>
-      <w:proofErr w:type="spellEnd"/>
       <w:r>
         <w:t xml:space="preserve">, </w:t>
       </w:r>
-      <w:proofErr w:type="spellStart"/>
       <w:r>
         <w:rPr>
           <w:rFonts w:ascii="Courier New"/>
@@ -32051,7 +31039,6 @@
         </w:rPr>
         <w:t>approval_granted</w:t>
       </w:r>
-      <w:proofErr w:type="spellEnd"/>
       <w:r>
         <w:t xml:space="preserve">, and </w:t>
       </w:r>
@@ -32073,24 +31060,13 @@
       <w:r>
         <w:t xml:space="preserve">at the row level, which is the appropriate place for this logic. Adding a trigger to copy </w:t>
       </w:r>
-      <w:proofErr w:type="spellStart"/>
-      <w:proofErr w:type="gramStart"/>
       <w:r>
         <w:rPr>
           <w:rFonts w:ascii="Courier New"/>
           <w:color w:val="1154CC"/>
         </w:rPr>
-        <w:t>room.requires</w:t>
-      </w:r>
-      <w:proofErr w:type="gramEnd"/>
-      <w:r>
-        <w:rPr>
-          <w:rFonts w:ascii="Courier New"/>
-          <w:color w:val="1154CC"/>
-        </w:rPr>
-        <w:t>_approval</w:t>
-      </w:r>
-      <w:proofErr w:type="spellEnd"/>
+        <w:t>room.requires_approval</w:t>
+      </w:r>
       <w:r>
         <w:rPr>
           <w:rFonts w:ascii="Courier New"/>
@@ -32102,24 +31078,13 @@
       <w:r>
         <w:t xml:space="preserve">into </w:t>
       </w:r>
-      <w:proofErr w:type="spellStart"/>
-      <w:proofErr w:type="gramStart"/>
       <w:r>
         <w:rPr>
           <w:rFonts w:ascii="Courier New"/>
           <w:color w:val="1154CC"/>
         </w:rPr>
-        <w:t>booking.requires</w:t>
-      </w:r>
-      <w:proofErr w:type="gramEnd"/>
-      <w:r>
-        <w:rPr>
-          <w:rFonts w:ascii="Courier New"/>
-          <w:color w:val="1154CC"/>
-        </w:rPr>
-        <w:t>_approval</w:t>
-      </w:r>
-      <w:proofErr w:type="spellEnd"/>
+        <w:t>booking.requires_approval</w:t>
+      </w:r>
       <w:r>
         <w:rPr>
           <w:rFonts w:ascii="Courier New"/>
@@ -32129,15 +31094,7 @@
         <w:t xml:space="preserve"> </w:t>
       </w:r>
       <w:r>
-        <w:t xml:space="preserve">at INSERT time would be a reasonable application-layer </w:t>
-      </w:r>
-      <w:proofErr w:type="gramStart"/>
-      <w:r>
-        <w:t>safeguard, but</w:t>
-      </w:r>
-      <w:proofErr w:type="gramEnd"/>
-      <w:r>
-        <w:t xml:space="preserve"> is outside the scope of the schema definition itself.</w:t>
+        <w:t>at INSERT time would be a reasonable application-layer safeguard, but is outside the scope of the schema definition itself.</w:t>
       </w:r>
     </w:p>
     <w:p>
@@ -32187,24 +31144,13 @@
         </w:rPr>
         <w:t xml:space="preserve"> </w:t>
       </w:r>
-      <w:proofErr w:type="spellStart"/>
-      <w:proofErr w:type="gramStart"/>
       <w:r>
         <w:rPr>
           <w:rFonts w:ascii="Courier New"/>
           <w:color w:val="1154CC"/>
         </w:rPr>
-        <w:t>booking.room</w:t>
-      </w:r>
-      <w:proofErr w:type="gramEnd"/>
-      <w:r>
-        <w:rPr>
-          <w:rFonts w:ascii="Courier New"/>
-          <w:color w:val="1154CC"/>
-        </w:rPr>
-        <w:t>_id</w:t>
-      </w:r>
-      <w:proofErr w:type="spellEnd"/>
+        <w:t>booking.room_id</w:t>
+      </w:r>
       <w:r>
         <w:rPr>
           <w:rFonts w:ascii="Courier New"/>
@@ -32222,31 +31168,13 @@
         </w:rPr>
         <w:t xml:space="preserve"> </w:t>
       </w:r>
-      <w:proofErr w:type="spellStart"/>
       <w:r>
         <w:rPr>
           <w:rFonts w:ascii="Courier New"/>
           <w:color w:val="1154CC"/>
         </w:rPr>
-        <w:t>booking_</w:t>
-      </w:r>
-      <w:proofErr w:type="gramStart"/>
-      <w:r>
-        <w:rPr>
-          <w:rFonts w:ascii="Courier New"/>
-          <w:color w:val="1154CC"/>
-        </w:rPr>
-        <w:t>series.room</w:t>
-      </w:r>
-      <w:proofErr w:type="gramEnd"/>
-      <w:r>
-        <w:rPr>
-          <w:rFonts w:ascii="Courier New"/>
-          <w:color w:val="1154CC"/>
-        </w:rPr>
-        <w:t>_id</w:t>
-      </w:r>
-      <w:proofErr w:type="spellEnd"/>
+        <w:t>booking_series.room_id</w:t>
+      </w:r>
       <w:r>
         <w:rPr>
           <w:rFonts w:ascii="Courier New"/>
@@ -32258,7 +31186,6 @@
       <w:r>
         <w:t xml:space="preserve">when a </w:t>
       </w:r>
-      <w:proofErr w:type="spellStart"/>
       <w:r>
         <w:rPr>
           <w:rFonts w:ascii="Courier New"/>
@@ -32266,7 +31193,6 @@
         </w:rPr>
         <w:t>series_id</w:t>
       </w:r>
-      <w:proofErr w:type="spellEnd"/>
       <w:r>
         <w:rPr>
           <w:rFonts w:ascii="Courier New"/>
@@ -32517,41 +31443,13 @@
         </w:rPr>
         <w:t xml:space="preserve">The </w:t>
       </w:r>
-      <w:proofErr w:type="spellStart"/>
       <w:r>
         <w:rPr>
           <w:rFonts w:ascii="Courier New"/>
           <w:b/>
           <w:color w:val="1154CC"/>
         </w:rPr>
-        <w:t>booking_</w:t>
-      </w:r>
-      <w:proofErr w:type="gramStart"/>
-      <w:r>
-        <w:rPr>
-          <w:rFonts w:ascii="Courier New"/>
-          <w:b/>
-          <w:color w:val="1154CC"/>
-        </w:rPr>
-        <w:t>series.organization</w:t>
-      </w:r>
-      <w:proofErr w:type="gramEnd"/>
-      <w:r>
-        <w:rPr>
-          <w:rFonts w:ascii="Courier New"/>
-          <w:b/>
-          <w:color w:val="1154CC"/>
-        </w:rPr>
-        <w:t>_id</w:t>
-      </w:r>
-      <w:proofErr w:type="spellEnd"/>
-      <w:r>
-        <w:rPr>
-          <w:rFonts w:ascii="Courier New"/>
-          <w:b/>
-          <w:color w:val="1154CC"/>
-        </w:rPr>
-        <w:t xml:space="preserve"> </w:t>
+        <w:t xml:space="preserve">booking_series.organization_id </w:t>
       </w:r>
       <w:r>
         <w:rPr>
@@ -32563,24 +31461,13 @@
       <w:r>
         <w:t xml:space="preserve">(to match </w:t>
       </w:r>
-      <w:proofErr w:type="spellStart"/>
-      <w:proofErr w:type="gramStart"/>
       <w:r>
         <w:rPr>
           <w:rFonts w:ascii="Courier New"/>
           <w:color w:val="1154CC"/>
         </w:rPr>
-        <w:t>booking.organization</w:t>
-      </w:r>
-      <w:proofErr w:type="gramEnd"/>
-      <w:r>
-        <w:rPr>
-          <w:rFonts w:ascii="Courier New"/>
-          <w:color w:val="1154CC"/>
-        </w:rPr>
-        <w:t>_id</w:t>
-      </w:r>
-      <w:proofErr w:type="spellEnd"/>
+        <w:t>booking.organization_id</w:t>
+      </w:r>
       <w:r>
         <w:t>, which is also nullable: a person may book without an organization). This was verified to be consistent across both tables in the current schema.</w:t>
       </w:r>
@@ -32850,7 +31737,6 @@
       <w:r>
         <w:t xml:space="preserve">minimum. The </w:t>
       </w:r>
-      <w:proofErr w:type="spellStart"/>
       <w:r>
         <w:rPr>
           <w:rFonts w:ascii="Courier New"/>
@@ -32858,7 +31744,6 @@
         </w:rPr>
         <w:t>cancellation_reason</w:t>
       </w:r>
-      <w:proofErr w:type="spellEnd"/>
       <w:r>
         <w:rPr>
           <w:rFonts w:ascii="Courier New"/>
@@ -33271,8 +32156,6 @@
       <w:r>
         <w:t xml:space="preserve">is referenced by both </w:t>
       </w:r>
-      <w:proofErr w:type="spellStart"/>
-      <w:proofErr w:type="gramStart"/>
       <w:r>
         <w:rPr>
           <w:rFonts w:ascii="Courier New"/>
@@ -33285,59 +32168,32 @@
           <w:rFonts w:ascii="Courier New"/>
           <w:color w:val="1154CC"/>
         </w:rPr>
-        <w:t>.created</w:t>
-      </w:r>
-      <w:proofErr w:type="gramEnd"/>
+        <w:t>.created_by</w:t>
+      </w:r>
       <w:r>
         <w:rPr>
           <w:rFonts w:ascii="Courier New"/>
           <w:color w:val="1154CC"/>
         </w:rPr>
-        <w:t>_by</w:t>
-      </w:r>
-      <w:proofErr w:type="spellEnd"/>
+        <w:t xml:space="preserve"> </w:t>
+      </w:r>
+      <w:r>
+        <w:t xml:space="preserve">and </w:t>
+      </w:r>
       <w:r>
         <w:rPr>
           <w:rFonts w:ascii="Courier New"/>
           <w:color w:val="1154CC"/>
         </w:rPr>
-        <w:t xml:space="preserve"> </w:t>
-      </w:r>
-      <w:r>
-        <w:t xml:space="preserve">and </w:t>
-      </w:r>
-      <w:proofErr w:type="spellStart"/>
+        <w:t>booking_series</w:t>
+      </w:r>
       <w:r>
         <w:rPr>
           <w:rFonts w:ascii="Courier New"/>
           <w:color w:val="1154CC"/>
         </w:rPr>
-        <w:t>booking_</w:t>
-      </w:r>
-      <w:proofErr w:type="gramStart"/>
-      <w:r>
-        <w:rPr>
-          <w:rFonts w:ascii="Courier New"/>
-          <w:color w:val="1154CC"/>
-        </w:rPr>
-        <w:t>series</w:t>
-      </w:r>
-      <w:r>
-        <w:rPr>
-          <w:rFonts w:ascii="Courier New"/>
-          <w:color w:val="1154CC"/>
-        </w:rPr>
-        <w:t>.created</w:t>
-      </w:r>
-      <w:proofErr w:type="gramEnd"/>
-      <w:r>
-        <w:rPr>
-          <w:rFonts w:ascii="Courier New"/>
-          <w:color w:val="1154CC"/>
-        </w:rPr>
-        <w:t>_by</w:t>
-      </w:r>
-      <w:proofErr w:type="spellEnd"/>
+        <w:t>.created_by</w:t>
+      </w:r>
       <w:r>
         <w:t>, deleting a person record is blocked by foreign key constraints. The system should define a clear data retention and deletion policy to handle right-to-erasure requests without orphaning booking history.</w:t>
       </w:r>
@@ -33465,7 +32321,6 @@
       <w:r>
         <w:t xml:space="preserve">organization that books a room every Wednesday evening for a term has one planning intent but many individual time slots. The schema reflects this directly: </w:t>
       </w:r>
-      <w:proofErr w:type="spellStart"/>
       <w:r>
         <w:rPr>
           <w:rFonts w:ascii="Courier New"/>
@@ -33473,7 +32328,6 @@
         </w:rPr>
         <w:t>booking_series</w:t>
       </w:r>
-      <w:proofErr w:type="spellEnd"/>
       <w:r>
         <w:rPr>
           <w:rFonts w:ascii="Courier New"/>
@@ -33503,21 +32357,12 @@
       <w:r>
         <w:t>row stores one concrete occurrence. A singular booking is simply a booking with no parent series (</w:t>
       </w:r>
-      <w:proofErr w:type="spellStart"/>
       <w:r>
         <w:rPr>
           <w:rFonts w:ascii="Courier New"/>
           <w:color w:val="1154CC"/>
         </w:rPr>
-        <w:t>series_id</w:t>
-      </w:r>
-      <w:proofErr w:type="spellEnd"/>
-      <w:r>
-        <w:rPr>
-          <w:rFonts w:ascii="Courier New"/>
-          <w:color w:val="1154CC"/>
-        </w:rPr>
-        <w:t xml:space="preserve"> = NULL</w:t>
+        <w:t>series_id = NULL</w:t>
       </w:r>
       <w:r>
         <w:t xml:space="preserve">). This separation means the system can answer both "does the organization hold Wednesday evenings this term?" and "was the 14 March session cancelled?" without conflating the two questions. Every other table in the schema supports this core structure: </w:t>
@@ -33628,7 +32473,6 @@
       <w:r>
         <w:t xml:space="preserve">the reserving; </w:t>
       </w:r>
-      <w:proofErr w:type="spellStart"/>
       <w:r>
         <w:rPr>
           <w:rFonts w:ascii="Courier New"/>
@@ -33636,7 +32480,6 @@
         </w:rPr>
         <w:t>equipment_type</w:t>
       </w:r>
-      <w:proofErr w:type="spellEnd"/>
       <w:r>
         <w:rPr>
           <w:rFonts w:ascii="Courier New"/>
@@ -33648,7 +32491,6 @@
       <w:r>
         <w:t xml:space="preserve">and </w:t>
       </w:r>
-      <w:proofErr w:type="spellStart"/>
       <w:r>
         <w:rPr>
           <w:rFonts w:ascii="Courier New"/>
@@ -33656,7 +32498,6 @@
         </w:rPr>
         <w:t>room_equipment</w:t>
       </w:r>
-      <w:proofErr w:type="spellEnd"/>
       <w:r>
         <w:rPr>
           <w:rFonts w:ascii="Courier New"/>
@@ -33958,50 +32799,24 @@
         <w:jc w:val="both"/>
       </w:pPr>
       <w:r>
-        <w:t xml:space="preserve">We chose the simplest representation: a single nullable </w:t>
-      </w:r>
-      <w:proofErr w:type="spellStart"/>
-      <w:r>
-        <w:t>boolean</w:t>
-      </w:r>
-      <w:proofErr w:type="spellEnd"/>
-      <w:r>
-        <w:t xml:space="preserve"> </w:t>
-      </w:r>
-      <w:proofErr w:type="spellStart"/>
+        <w:t xml:space="preserve">We chose the simplest representation: a single nullable boolean </w:t>
+      </w:r>
       <w:r>
         <w:rPr>
           <w:rFonts w:ascii="Courier New"/>
           <w:color w:val="1154CC"/>
         </w:rPr>
-        <w:t>approval_granted</w:t>
-      </w:r>
-      <w:proofErr w:type="spellEnd"/>
+        <w:t xml:space="preserve">approval_granted </w:t>
+      </w:r>
+      <w:r>
+        <w:t xml:space="preserve">paired with a </w:t>
+      </w:r>
       <w:r>
         <w:rPr>
           <w:rFonts w:ascii="Courier New"/>
           <w:color w:val="1154CC"/>
         </w:rPr>
-        <w:t xml:space="preserve"> </w:t>
-      </w:r>
-      <w:r>
-        <w:t xml:space="preserve">paired with a </w:t>
-      </w:r>
-      <w:proofErr w:type="spellStart"/>
-      <w:r>
-        <w:rPr>
-          <w:rFonts w:ascii="Courier New"/>
-          <w:color w:val="1154CC"/>
-        </w:rPr>
-        <w:t>requires_approval</w:t>
-      </w:r>
-      <w:proofErr w:type="spellEnd"/>
-      <w:r>
-        <w:rPr>
-          <w:rFonts w:ascii="Courier New"/>
-          <w:color w:val="1154CC"/>
-        </w:rPr>
-        <w:t xml:space="preserve"> </w:t>
+        <w:t xml:space="preserve">requires_approval </w:t>
       </w:r>
       <w:r>
         <w:t>flag. This captures all four meaningful states (no approval needed, pending, approved, rejected) without introducing an approver identity, a separate approval table, or a multi-step workflow that the case never asked</w:t>
@@ -34354,7 +33169,6 @@
         </w:rPr>
         <w:t xml:space="preserve"> </w:t>
       </w:r>
-      <w:proofErr w:type="gramStart"/>
       <w:r>
         <w:t>number,</w:t>
       </w:r>
@@ -34367,7 +33181,6 @@
       <w:r>
         <w:t>and</w:t>
       </w:r>
-      <w:proofErr w:type="gramEnd"/>
       <w:r>
         <w:rPr>
           <w:spacing w:val="-3"/>
@@ -34409,39 +33222,7 @@
           <w:rFonts w:ascii="Courier New"/>
           <w:color w:val="1154CC"/>
         </w:rPr>
-        <w:t>(</w:t>
-      </w:r>
-      <w:proofErr w:type="spellStart"/>
-      <w:r>
-        <w:rPr>
-          <w:rFonts w:ascii="Courier New"/>
-          <w:color w:val="1154CC"/>
-        </w:rPr>
-        <w:t>building_id</w:t>
-      </w:r>
-      <w:proofErr w:type="spellEnd"/>
-      <w:r>
-        <w:rPr>
-          <w:rFonts w:ascii="Courier New"/>
-          <w:color w:val="1154CC"/>
-        </w:rPr>
-        <w:t xml:space="preserve">, </w:t>
-      </w:r>
-      <w:proofErr w:type="spellStart"/>
-      <w:r>
-        <w:rPr>
-          <w:rFonts w:ascii="Courier New"/>
-          <w:color w:val="1154CC"/>
-        </w:rPr>
-        <w:t>name_or_number</w:t>
-      </w:r>
-      <w:proofErr w:type="spellEnd"/>
-      <w:r>
-        <w:rPr>
-          <w:rFonts w:ascii="Courier New"/>
-          <w:color w:val="1154CC"/>
-        </w:rPr>
-        <w:t>)</w:t>
+        <w:t>(building_id, name_or_number)</w:t>
       </w:r>
       <w:r>
         <w:rPr>
@@ -34514,8 +33295,6 @@
       <w:r>
         <w:t xml:space="preserve">and </w:t>
       </w:r>
-      <w:proofErr w:type="spellStart"/>
-      <w:proofErr w:type="gramStart"/>
       <w:r>
         <w:rPr>
           <w:rFonts w:ascii="Courier New"/>
@@ -34523,8 +33302,6 @@
         </w:rPr>
         <w:t>person.email</w:t>
       </w:r>
-      <w:proofErr w:type="spellEnd"/>
-      <w:proofErr w:type="gramEnd"/>
       <w:r>
         <w:t>, both of which carry</w:t>
       </w:r>
@@ -34628,7 +33405,6 @@
       <w:r>
         <w:t xml:space="preserve">The clearest example of normalization driving a structural decision is the extraction of </w:t>
       </w:r>
-      <w:proofErr w:type="spellStart"/>
       <w:r>
         <w:rPr>
           <w:rFonts w:ascii="Courier New"/>
@@ -34636,7 +33412,6 @@
         </w:rPr>
         <w:t>equipment_type</w:t>
       </w:r>
-      <w:proofErr w:type="spellEnd"/>
       <w:r>
         <w:rPr>
           <w:rFonts w:ascii="Courier New"/>
@@ -34755,17 +33530,8 @@
         <w:t xml:space="preserve">room </w:t>
       </w:r>
       <w:r>
-        <w:t xml:space="preserve">row, or to add </w:t>
-      </w:r>
-      <w:proofErr w:type="spellStart"/>
-      <w:r>
-        <w:t>boolean</w:t>
-      </w:r>
-      <w:proofErr w:type="spellEnd"/>
-      <w:r>
-        <w:t xml:space="preserve"> columns like </w:t>
-      </w:r>
-      <w:proofErr w:type="spellStart"/>
+        <w:t xml:space="preserve">row, or to add boolean columns like </w:t>
+      </w:r>
       <w:r>
         <w:rPr>
           <w:rFonts w:ascii="Courier New"/>
@@ -34773,11 +33539,9 @@
         </w:rPr>
         <w:t>has_projector</w:t>
       </w:r>
-      <w:proofErr w:type="spellEnd"/>
       <w:r>
         <w:t xml:space="preserve">, </w:t>
       </w:r>
-      <w:proofErr w:type="spellStart"/>
       <w:r>
         <w:rPr>
           <w:rFonts w:ascii="Courier New"/>
@@ -34785,7 +33549,6 @@
         </w:rPr>
         <w:t>has_whiteboard</w:t>
       </w:r>
-      <w:proofErr w:type="spellEnd"/>
       <w:r>
         <w:t>. Both approaches violate First Normal Form: the first by</w:t>
       </w:r>
@@ -34885,7 +33648,6 @@
         <w:lastRenderedPageBreak/>
         <w:t xml:space="preserve">Extracting </w:t>
       </w:r>
-      <w:proofErr w:type="spellStart"/>
       <w:r>
         <w:rPr>
           <w:rFonts w:ascii="Courier New"/>
@@ -34893,7 +33655,6 @@
         </w:rPr>
         <w:t>equipment_type</w:t>
       </w:r>
-      <w:proofErr w:type="spellEnd"/>
       <w:r>
         <w:rPr>
           <w:rFonts w:ascii="Courier New"/>
@@ -34905,21 +33666,12 @@
       <w:r>
         <w:t xml:space="preserve">into a standalone table and resolving the many-to-many relationship through </w:t>
       </w:r>
-      <w:proofErr w:type="spellStart"/>
       <w:r>
         <w:rPr>
           <w:rFonts w:ascii="Courier New"/>
           <w:color w:val="1154CC"/>
         </w:rPr>
-        <w:t>room_equipment</w:t>
-      </w:r>
-      <w:proofErr w:type="spellEnd"/>
-      <w:r>
-        <w:rPr>
-          <w:rFonts w:ascii="Courier New"/>
-          <w:color w:val="1154CC"/>
-        </w:rPr>
-        <w:t xml:space="preserve"> </w:t>
+        <w:t xml:space="preserve">room_equipment </w:t>
       </w:r>
       <w:r>
         <w:t xml:space="preserve">puts the design in Third Normal Form. The </w:t>
@@ -34957,7 +33709,6 @@
         </w:rPr>
         <w:t xml:space="preserve"> </w:t>
       </w:r>
-      <w:proofErr w:type="spellStart"/>
       <w:r>
         <w:rPr>
           <w:rFonts w:ascii="Courier New"/>
@@ -34965,7 +33716,6 @@
         </w:rPr>
         <w:t>room_equipment</w:t>
       </w:r>
-      <w:proofErr w:type="spellEnd"/>
       <w:r>
         <w:rPr>
           <w:rFonts w:ascii="Courier New"/>
@@ -34982,142 +33732,108 @@
           <w:rFonts w:ascii="Courier New"/>
           <w:color w:val="1154CC"/>
         </w:rPr>
-        <w:t>(</w:t>
-      </w:r>
-      <w:proofErr w:type="spellStart"/>
+        <w:t>(room_id, equipment_id)</w:t>
+      </w:r>
+      <w:r>
+        <w:t>, not on either foreign key</w:t>
+      </w:r>
+      <w:r>
+        <w:rPr>
+          <w:spacing w:val="-3"/>
+        </w:rPr>
+        <w:t xml:space="preserve"> </w:t>
+      </w:r>
+      <w:r>
+        <w:t>alone.</w:t>
+      </w:r>
+      <w:r>
+        <w:rPr>
+          <w:spacing w:val="-3"/>
+        </w:rPr>
+        <w:t xml:space="preserve"> </w:t>
+      </w:r>
+      <w:r>
+        <w:t>This</w:t>
+      </w:r>
+      <w:r>
+        <w:rPr>
+          <w:spacing w:val="-3"/>
+        </w:rPr>
+        <w:t xml:space="preserve"> </w:t>
+      </w:r>
+      <w:r>
+        <w:t>means</w:t>
+      </w:r>
+      <w:r>
+        <w:rPr>
+          <w:spacing w:val="-3"/>
+        </w:rPr>
+        <w:t xml:space="preserve"> </w:t>
+      </w:r>
+      <w:r>
+        <w:t>it</w:t>
+      </w:r>
+      <w:r>
+        <w:rPr>
+          <w:spacing w:val="-3"/>
+        </w:rPr>
+        <w:t xml:space="preserve"> </w:t>
+      </w:r>
+      <w:r>
+        <w:t>belongs</w:t>
+      </w:r>
+      <w:r>
+        <w:rPr>
+          <w:spacing w:val="-3"/>
+        </w:rPr>
+        <w:t xml:space="preserve"> </w:t>
+      </w:r>
+      <w:r>
+        <w:t>in</w:t>
+      </w:r>
+      <w:r>
+        <w:rPr>
+          <w:spacing w:val="-3"/>
+        </w:rPr>
+        <w:t xml:space="preserve"> </w:t>
+      </w:r>
+      <w:r>
+        <w:t>the</w:t>
+      </w:r>
+      <w:r>
+        <w:rPr>
+          <w:spacing w:val="-3"/>
+        </w:rPr>
+        <w:t xml:space="preserve"> </w:t>
+      </w:r>
+      <w:r>
+        <w:t>linking</w:t>
+      </w:r>
+      <w:r>
+        <w:rPr>
+          <w:spacing w:val="-3"/>
+        </w:rPr>
+        <w:t xml:space="preserve"> </w:t>
+      </w:r>
+      <w:r>
+        <w:t>table, not</w:t>
+      </w:r>
+      <w:r>
+        <w:rPr>
+          <w:spacing w:val="-1"/>
+        </w:rPr>
+        <w:t xml:space="preserve"> </w:t>
+      </w:r>
+      <w:r>
+        <w:t xml:space="preserve">on </w:t>
+      </w:r>
       <w:r>
         <w:rPr>
           <w:rFonts w:ascii="Courier New"/>
           <w:color w:val="1154CC"/>
         </w:rPr>
-        <w:t>room_id</w:t>
-      </w:r>
-      <w:proofErr w:type="spellEnd"/>
-      <w:r>
-        <w:rPr>
-          <w:rFonts w:ascii="Courier New"/>
-          <w:color w:val="1154CC"/>
-        </w:rPr>
-        <w:t xml:space="preserve">, </w:t>
-      </w:r>
-      <w:proofErr w:type="spellStart"/>
-      <w:r>
-        <w:rPr>
-          <w:rFonts w:ascii="Courier New"/>
-          <w:color w:val="1154CC"/>
-        </w:rPr>
-        <w:t>equipment_id</w:t>
-      </w:r>
-      <w:proofErr w:type="spellEnd"/>
-      <w:r>
-        <w:rPr>
-          <w:rFonts w:ascii="Courier New"/>
-          <w:color w:val="1154CC"/>
-        </w:rPr>
-        <w:t>)</w:t>
-      </w:r>
-      <w:r>
-        <w:t>, not on either foreign key</w:t>
-      </w:r>
-      <w:r>
-        <w:rPr>
-          <w:spacing w:val="-3"/>
-        </w:rPr>
-        <w:t xml:space="preserve"> </w:t>
-      </w:r>
-      <w:r>
-        <w:t>alone.</w:t>
-      </w:r>
-      <w:r>
-        <w:rPr>
-          <w:spacing w:val="-3"/>
-        </w:rPr>
-        <w:t xml:space="preserve"> </w:t>
-      </w:r>
-      <w:r>
-        <w:t>This</w:t>
-      </w:r>
-      <w:r>
-        <w:rPr>
-          <w:spacing w:val="-3"/>
-        </w:rPr>
-        <w:t xml:space="preserve"> </w:t>
-      </w:r>
-      <w:r>
-        <w:t>means</w:t>
-      </w:r>
-      <w:r>
-        <w:rPr>
-          <w:spacing w:val="-3"/>
-        </w:rPr>
-        <w:t xml:space="preserve"> </w:t>
-      </w:r>
-      <w:r>
-        <w:t>it</w:t>
-      </w:r>
-      <w:r>
-        <w:rPr>
-          <w:spacing w:val="-3"/>
-        </w:rPr>
-        <w:t xml:space="preserve"> </w:t>
-      </w:r>
-      <w:r>
-        <w:t>belongs</w:t>
-      </w:r>
-      <w:r>
-        <w:rPr>
-          <w:spacing w:val="-3"/>
-        </w:rPr>
-        <w:t xml:space="preserve"> </w:t>
-      </w:r>
-      <w:r>
-        <w:t>in</w:t>
-      </w:r>
-      <w:r>
-        <w:rPr>
-          <w:spacing w:val="-3"/>
-        </w:rPr>
-        <w:t xml:space="preserve"> </w:t>
-      </w:r>
-      <w:r>
-        <w:t>the</w:t>
-      </w:r>
-      <w:r>
-        <w:rPr>
-          <w:spacing w:val="-3"/>
-        </w:rPr>
-        <w:t xml:space="preserve"> </w:t>
-      </w:r>
-      <w:r>
-        <w:t>linking</w:t>
-      </w:r>
-      <w:r>
-        <w:rPr>
-          <w:spacing w:val="-3"/>
-        </w:rPr>
-        <w:t xml:space="preserve"> </w:t>
-      </w:r>
-      <w:r>
-        <w:t>table, not</w:t>
-      </w:r>
-      <w:r>
-        <w:rPr>
-          <w:spacing w:val="-1"/>
-        </w:rPr>
-        <w:t xml:space="preserve"> </w:t>
-      </w:r>
-      <w:r>
-        <w:t xml:space="preserve">on </w:t>
-      </w:r>
-      <w:proofErr w:type="spellStart"/>
-      <w:r>
-        <w:rPr>
-          <w:rFonts w:ascii="Courier New"/>
-          <w:color w:val="1154CC"/>
-        </w:rPr>
         <w:t>equipment_type</w:t>
       </w:r>
-      <w:proofErr w:type="spellEnd"/>
       <w:r>
         <w:rPr>
           <w:rFonts w:ascii="Courier New"/>
@@ -35415,7 +34131,6 @@
       <w:r>
         <w:t xml:space="preserve">The assumption made here is that moving an occurrence is handled by cancelling the original booking row and creating a new standalone booking for the rescheduled time, with no changes to the </w:t>
       </w:r>
-      <w:proofErr w:type="spellStart"/>
       <w:r>
         <w:rPr>
           <w:rFonts w:ascii="Courier New"/>
@@ -35423,7 +34138,6 @@
         </w:rPr>
         <w:t>booking_series</w:t>
       </w:r>
-      <w:proofErr w:type="spellEnd"/>
       <w:r>
         <w:rPr>
           <w:rFonts w:ascii="Courier New"/>
